--- a/Report.docx
+++ b/Report.docx
@@ -4,169 +4,64 @@
   <w:body>
     <w:p>
       <w:pPr>
-        <w:spacing w:before="100" w:beforeAutospacing="1" w:after="100" w:afterAutospacing="1" w:line="240" w:lineRule="auto"/>
-        <w:outlineLvl w:val="0"/>
-        <w:rPr>
-          <w:rFonts w:ascii="Times New Roman" w:eastAsia="Times New Roman" w:hAnsi="Times New Roman" w:cs="Times New Roman"/>
-          <w:b/>
-          <w:bCs/>
-          <w:kern w:val="36"/>
-          <w:sz w:val="48"/>
-          <w:szCs w:val="48"/>
-        </w:rPr>
-      </w:pPr>
-      <w:r>
-        <w:rPr>
-          <w:rFonts w:ascii="Times New Roman" w:eastAsia="Times New Roman" w:hAnsi="Times New Roman" w:cs="Times New Roman"/>
-          <w:b/>
-          <w:bCs/>
-          <w:kern w:val="36"/>
-          <w:sz w:val="48"/>
-          <w:szCs w:val="48"/>
-        </w:rPr>
-        <w:t>Adversarial Attack Report</w:t>
-      </w:r>
-    </w:p>
-    <w:p>
-      <w:pPr>
-        <w:spacing w:before="100" w:beforeAutospacing="1" w:after="100" w:afterAutospacing="1" w:line="240" w:lineRule="auto"/>
-        <w:rPr>
-          <w:rFonts w:ascii="Times New Roman" w:eastAsia="Times New Roman" w:hAnsi="Times New Roman" w:cs="Times New Roman"/>
-          <w:sz w:val="24"/>
-          <w:szCs w:val="24"/>
-        </w:rPr>
-      </w:pPr>
-      <w:r>
-        <w:rPr>
-          <w:rFonts w:ascii="Times New Roman" w:eastAsia="Times New Roman" w:hAnsi="Times New Roman" w:cs="Times New Roman"/>
-          <w:b/>
-          <w:bCs/>
-          <w:sz w:val="24"/>
-          <w:szCs w:val="24"/>
-        </w:rPr>
-        <w:t>Title:</w:t>
-      </w:r>
-      <w:r>
-        <w:rPr>
-          <w:rFonts w:ascii="Times New Roman" w:eastAsia="Times New Roman" w:hAnsi="Times New Roman" w:cs="Times New Roman"/>
-          <w:sz w:val="24"/>
-          <w:szCs w:val="24"/>
-        </w:rPr>
-        <w:t xml:space="preserve"> FGSM Adversarial Attack on Casting Defect Classification Model</w:t>
-      </w:r>
-      <w:r>
-        <w:rPr>
-          <w:rFonts w:ascii="Times New Roman" w:eastAsia="Times New Roman" w:hAnsi="Times New Roman" w:cs="Times New Roman"/>
-          <w:sz w:val="24"/>
-          <w:szCs w:val="24"/>
-        </w:rPr>
-        <w:br/>
-      </w:r>
-      <w:r>
-        <w:rPr>
-          <w:rFonts w:ascii="Times New Roman" w:eastAsia="Times New Roman" w:hAnsi="Times New Roman" w:cs="Times New Roman"/>
-          <w:b/>
-          <w:bCs/>
-          <w:sz w:val="24"/>
-          <w:szCs w:val="24"/>
-        </w:rPr>
-        <w:t>Author:</w:t>
-      </w:r>
-      <w:r>
-        <w:rPr>
-          <w:rFonts w:ascii="Times New Roman" w:eastAsia="Times New Roman" w:hAnsi="Times New Roman" w:cs="Times New Roman"/>
-          <w:sz w:val="24"/>
-          <w:szCs w:val="24"/>
-        </w:rPr>
-        <w:t xml:space="preserve"> Tur</w:t>
-      </w:r>
-      <w:r>
-        <w:rPr>
-          <w:rFonts w:ascii="Times New Roman" w:eastAsia="Times New Roman" w:hAnsi="Times New Roman" w:cs="Times New Roman"/>
-          <w:sz w:val="24"/>
-          <w:szCs w:val="24"/>
-        </w:rPr>
-        <w:t>g</w:t>
-      </w:r>
-      <w:r>
-        <w:rPr>
-          <w:rFonts w:ascii="Times New Roman" w:eastAsia="Times New Roman" w:hAnsi="Times New Roman" w:cs="Times New Roman"/>
-          <w:sz w:val="24"/>
-          <w:szCs w:val="24"/>
-        </w:rPr>
-        <w:t>ut Sofuyev</w:t>
-      </w:r>
-      <w:r>
-        <w:rPr>
-          <w:rFonts w:ascii="Times New Roman" w:eastAsia="Times New Roman" w:hAnsi="Times New Roman" w:cs="Times New Roman"/>
-          <w:sz w:val="24"/>
-          <w:szCs w:val="24"/>
-        </w:rPr>
-        <w:br/>
-      </w:r>
-      <w:r>
-        <w:rPr>
-          <w:rFonts w:ascii="Times New Roman" w:eastAsia="Times New Roman" w:hAnsi="Times New Roman" w:cs="Times New Roman"/>
-          <w:b/>
-          <w:bCs/>
-          <w:sz w:val="24"/>
-          <w:szCs w:val="24"/>
-        </w:rPr>
-        <w:t>Dataset:</w:t>
-      </w:r>
-      <w:r>
-        <w:rPr>
-          <w:rFonts w:ascii="Times New Roman" w:eastAsia="Times New Roman" w:hAnsi="Times New Roman" w:cs="Times New Roman"/>
-          <w:sz w:val="24"/>
-          <w:szCs w:val="24"/>
-        </w:rPr>
-        <w:t xml:space="preserve"> Casting 512x512 (def_front / ok_front)</w:t>
-      </w:r>
-      <w:r>
-        <w:rPr>
-          <w:rFonts w:ascii="Times New Roman" w:eastAsia="Times New Roman" w:hAnsi="Times New Roman" w:cs="Times New Roman"/>
-          <w:sz w:val="24"/>
-          <w:szCs w:val="24"/>
-        </w:rPr>
-        <w:br/>
-      </w:r>
-      <w:r>
-        <w:rPr>
-          <w:rFonts w:ascii="Times New Roman" w:eastAsia="Times New Roman" w:hAnsi="Times New Roman" w:cs="Times New Roman"/>
-          <w:b/>
-          <w:bCs/>
-          <w:sz w:val="24"/>
-          <w:szCs w:val="24"/>
-        </w:rPr>
-        <w:t>Attack Method:</w:t>
-      </w:r>
-      <w:r>
-        <w:rPr>
-          <w:rFonts w:ascii="Times New Roman" w:eastAsia="Times New Roman" w:hAnsi="Times New Roman" w:cs="Times New Roman"/>
-          <w:sz w:val="24"/>
-          <w:szCs w:val="24"/>
-        </w:rPr>
-        <w:t xml:space="preserve"> FGSM (Fast Gradient Sign Method)</w:t>
-      </w:r>
-    </w:p>
-    <w:p>
-      <w:pPr>
-        <w:spacing w:after="0" w:line="240" w:lineRule="auto"/>
-        <w:rPr>
-          <w:rFonts w:ascii="Times New Roman" w:eastAsia="Times New Roman" w:hAnsi="Times New Roman" w:cs="Times New Roman"/>
-          <w:sz w:val="24"/>
-          <w:szCs w:val="24"/>
-        </w:rPr>
-      </w:pPr>
-      <w:r>
-        <w:rPr>
-          <w:rFonts w:ascii="Times New Roman" w:eastAsia="Times New Roman" w:hAnsi="Times New Roman" w:cs="Times New Roman"/>
-          <w:sz w:val="24"/>
-          <w:szCs w:val="24"/>
-        </w:rPr>
-        <w:pict w14:anchorId="2015B919">
-          <v:rect id="_x0000_i1025" style="width:0;height:1.5pt" o:hralign="center" o:hrstd="t" o:hr="t" fillcolor="#a0a0a0" stroked="f"/>
-        </w:pict>
+        <w:rPr>
+          <w:b/>
+          <w:bCs/>
+          <w:color w:val="FF0000"/>
+          <w:sz w:val="40"/>
+          <w:szCs w:val="40"/>
+        </w:rPr>
+      </w:pPr>
+      <w:r>
+        <w:rPr>
+          <w:b/>
+          <w:bCs/>
+          <w:color w:val="FF0000"/>
+          <w:sz w:val="40"/>
+          <w:szCs w:val="40"/>
+        </w:rPr>
+        <w:t xml:space="preserve">                                          </w:t>
+      </w:r>
+      <w:r>
+        <w:rPr>
+          <w:b/>
+          <w:bCs/>
+          <w:color w:val="FF0000"/>
+          <w:sz w:val="40"/>
+          <w:szCs w:val="40"/>
+        </w:rPr>
+        <w:t>Report</w:t>
+      </w:r>
+    </w:p>
+    <w:p>
+      <w:pPr>
+        <w:rPr>
+          <w:b/>
+          <w:bCs/>
+          <w:color w:val="70AD47" w:themeColor="accent6"/>
+          <w:sz w:val="40"/>
+          <w:szCs w:val="40"/>
+        </w:rPr>
+      </w:pPr>
+      <w:r>
+        <w:rPr>
+          <w:b/>
+          <w:bCs/>
+          <w:color w:val="70AD47" w:themeColor="accent6"/>
+          <w:sz w:val="40"/>
+          <w:szCs w:val="40"/>
+        </w:rPr>
+        <w:t xml:space="preserve">                      </w:t>
+      </w:r>
+      <w:r>
+        <w:rPr>
+          <w:b/>
+          <w:bCs/>
+          <w:color w:val="70AD47" w:themeColor="accent6"/>
+          <w:sz w:val="40"/>
+          <w:szCs w:val="40"/>
+        </w:rPr>
+        <w:t>Turgut Sofuyev : 2023150014</w:t>
       </w:r>
     </w:p>
     <w:p>
@@ -207,59 +102,25 @@
           <w:sz w:val="24"/>
           <w:szCs w:val="24"/>
         </w:rPr>
-        <w:t>In this experiment, I applied an adversarial attack on my trained casting defect detection model.</w:t>
-      </w:r>
-      <w:r>
-        <w:rPr>
-          <w:rFonts w:ascii="Times New Roman" w:eastAsia="Times New Roman" w:hAnsi="Times New Roman" w:cs="Times New Roman"/>
-          <w:sz w:val="24"/>
-          <w:szCs w:val="24"/>
-        </w:rPr>
-        <w:br/>
-        <w:t>The main goal was to check how easily the model can be fooled by adding a small amount of noise to the input image.</w:t>
-      </w:r>
-    </w:p>
-    <w:p>
-      <w:pPr>
-        <w:spacing w:after="0" w:line="240" w:lineRule="auto"/>
-        <w:rPr>
-          <w:rFonts w:ascii="Times New Roman" w:eastAsia="Times New Roman" w:hAnsi="Times New Roman" w:cs="Times New Roman"/>
-          <w:sz w:val="24"/>
-          <w:szCs w:val="24"/>
-        </w:rPr>
-      </w:pPr>
-      <w:r>
-        <w:rPr>
-          <w:rFonts w:ascii="Times New Roman" w:eastAsia="Times New Roman" w:hAnsi="Times New Roman" w:cs="Times New Roman"/>
-          <w:sz w:val="24"/>
-          <w:szCs w:val="24"/>
-        </w:rPr>
-        <w:pict w14:anchorId="7C6AB4F7">
-          <v:rect id="_x0000_i1026" style="width:0;height:1.5pt" o:hralign="center" o:hrstd="t" o:hr="t" fillcolor="#a0a0a0" stroked="f"/>
-        </w:pict>
-      </w:r>
-    </w:p>
-    <w:p>
-      <w:pPr>
-        <w:spacing w:before="100" w:beforeAutospacing="1" w:after="100" w:afterAutospacing="1" w:line="240" w:lineRule="auto"/>
-        <w:outlineLvl w:val="1"/>
-        <w:rPr>
-          <w:rFonts w:ascii="Times New Roman" w:eastAsia="Times New Roman" w:hAnsi="Times New Roman" w:cs="Times New Roman"/>
-          <w:b/>
-          <w:bCs/>
-          <w:sz w:val="36"/>
-          <w:szCs w:val="36"/>
-        </w:rPr>
-      </w:pPr>
-      <w:r>
-        <w:rPr>
-          <w:rFonts w:ascii="Times New Roman" w:eastAsia="Times New Roman" w:hAnsi="Times New Roman" w:cs="Times New Roman"/>
-          <w:b/>
-          <w:bCs/>
-          <w:sz w:val="36"/>
-          <w:szCs w:val="36"/>
-        </w:rPr>
-        <w:t>2. Model Summary</w:t>
+        <w:t>The goal of this project is to analyze the vulnerability of a CNN classifier (MobileNetV2) against adversarial perturbations and evaluate the effectiveness of a simple defense technique.</w:t>
+      </w:r>
+    </w:p>
+    <w:p>
+      <w:pPr>
+        <w:spacing w:before="100" w:beforeAutospacing="1" w:after="100" w:afterAutospacing="1" w:line="240" w:lineRule="auto"/>
+        <w:rPr>
+          <w:rFonts w:ascii="Times New Roman" w:eastAsia="Times New Roman" w:hAnsi="Times New Roman" w:cs="Times New Roman"/>
+          <w:sz w:val="24"/>
+          <w:szCs w:val="24"/>
+        </w:rPr>
+      </w:pPr>
+      <w:r>
+        <w:rPr>
+          <w:rFonts w:ascii="Times New Roman" w:eastAsia="Times New Roman" w:hAnsi="Times New Roman" w:cs="Times New Roman"/>
+          <w:sz w:val="24"/>
+          <w:szCs w:val="24"/>
+        </w:rPr>
+        <w:t>Two main operations were performed:</w:t>
       </w:r>
     </w:p>
     <w:p>
@@ -278,10 +139,20 @@
       <w:r>
         <w:rPr>
           <w:rFonts w:ascii="Times New Roman" w:eastAsia="Times New Roman" w:hAnsi="Times New Roman" w:cs="Times New Roman"/>
-          <w:sz w:val="24"/>
-          <w:szCs w:val="24"/>
-        </w:rPr>
-        <w:t>The model is based on MobileNetV2 transfer learning.</w:t>
+          <w:b/>
+          <w:bCs/>
+          <w:sz w:val="24"/>
+          <w:szCs w:val="24"/>
+        </w:rPr>
+        <w:t>One-Pixel Attack</w:t>
+      </w:r>
+      <w:r>
+        <w:rPr>
+          <w:rFonts w:ascii="Times New Roman" w:eastAsia="Times New Roman" w:hAnsi="Times New Roman" w:cs="Times New Roman"/>
+          <w:sz w:val="24"/>
+          <w:szCs w:val="24"/>
+        </w:rPr>
+        <w:t xml:space="preserve"> – altering only one pixel to manipulate model predictions.</w:t>
       </w:r>
     </w:p>
     <w:p>
@@ -300,17 +171,493 @@
       <w:r>
         <w:rPr>
           <w:rFonts w:ascii="Times New Roman" w:eastAsia="Times New Roman" w:hAnsi="Times New Roman" w:cs="Times New Roman"/>
-          <w:sz w:val="24"/>
-          <w:szCs w:val="24"/>
-        </w:rPr>
-        <w:t>It was trained for binary classification:</w:t>
+          <w:b/>
+          <w:bCs/>
+          <w:sz w:val="24"/>
+          <w:szCs w:val="24"/>
+        </w:rPr>
+        <w:t>Gaussian Blur Defense</w:t>
+      </w:r>
+      <w:r>
+        <w:rPr>
+          <w:rFonts w:ascii="Times New Roman" w:eastAsia="Times New Roman" w:hAnsi="Times New Roman" w:cs="Times New Roman"/>
+          <w:sz w:val="24"/>
+          <w:szCs w:val="24"/>
+        </w:rPr>
+        <w:t xml:space="preserve"> – smoothing adversarial images to reduce the attack effect.</w:t>
+      </w:r>
+    </w:p>
+    <w:p>
+      <w:pPr>
+        <w:spacing w:after="0" w:line="240" w:lineRule="auto"/>
+        <w:rPr>
+          <w:rFonts w:ascii="Times New Roman" w:eastAsia="Times New Roman" w:hAnsi="Times New Roman" w:cs="Times New Roman"/>
+          <w:sz w:val="24"/>
+          <w:szCs w:val="24"/>
+        </w:rPr>
+      </w:pPr>
+      <w:r>
+        <w:rPr>
+          <w:rFonts w:ascii="Times New Roman" w:eastAsia="Times New Roman" w:hAnsi="Times New Roman" w:cs="Times New Roman"/>
+          <w:sz w:val="24"/>
+          <w:szCs w:val="24"/>
+        </w:rPr>
+        <w:pict w14:anchorId="433BF21F">
+          <v:rect id="_x0000_i1025" style="width:0;height:1.5pt" o:hralign="center" o:hrstd="t" o:hr="t" fillcolor="#a0a0a0" stroked="f"/>
+        </w:pict>
+      </w:r>
+    </w:p>
+    <w:p>
+      <w:pPr>
+        <w:spacing w:before="100" w:beforeAutospacing="1" w:after="100" w:afterAutospacing="1" w:line="240" w:lineRule="auto"/>
+        <w:outlineLvl w:val="1"/>
+        <w:rPr>
+          <w:rFonts w:ascii="Times New Roman" w:eastAsia="Times New Roman" w:hAnsi="Times New Roman" w:cs="Times New Roman"/>
+          <w:b/>
+          <w:bCs/>
+          <w:sz w:val="36"/>
+          <w:szCs w:val="36"/>
+        </w:rPr>
+      </w:pPr>
+      <w:r>
+        <w:rPr>
+          <w:rFonts w:ascii="Times New Roman" w:eastAsia="Times New Roman" w:hAnsi="Times New Roman" w:cs="Times New Roman"/>
+          <w:b/>
+          <w:bCs/>
+          <w:sz w:val="36"/>
+          <w:szCs w:val="36"/>
+        </w:rPr>
+        <w:t>2. Model and Dataset</w:t>
+      </w:r>
+    </w:p>
+    <w:p>
+      <w:pPr>
+        <w:numPr>
+          <w:ilvl w:val="0"/>
+          <w:numId w:val="2"/>
+        </w:numPr>
+        <w:spacing w:before="100" w:beforeAutospacing="1" w:after="100" w:afterAutospacing="1" w:line="240" w:lineRule="auto"/>
+        <w:rPr>
+          <w:rFonts w:ascii="Times New Roman" w:eastAsia="Times New Roman" w:hAnsi="Times New Roman" w:cs="Times New Roman"/>
+          <w:sz w:val="24"/>
+          <w:szCs w:val="24"/>
+        </w:rPr>
+      </w:pPr>
+      <w:r>
+        <w:rPr>
+          <w:rFonts w:ascii="Times New Roman" w:eastAsia="Times New Roman" w:hAnsi="Times New Roman" w:cs="Times New Roman"/>
+          <w:sz w:val="24"/>
+          <w:szCs w:val="24"/>
+        </w:rPr>
+        <w:t xml:space="preserve">Model: </w:t>
+      </w:r>
+      <w:r>
+        <w:rPr>
+          <w:rFonts w:ascii="Times New Roman" w:eastAsia="Times New Roman" w:hAnsi="Times New Roman" w:cs="Times New Roman"/>
+          <w:b/>
+          <w:bCs/>
+          <w:sz w:val="24"/>
+          <w:szCs w:val="24"/>
+        </w:rPr>
+        <w:t>MobileNetV2 binary classifier</w:t>
+      </w:r>
+    </w:p>
+    <w:p>
+      <w:pPr>
+        <w:numPr>
+          <w:ilvl w:val="0"/>
+          <w:numId w:val="2"/>
+        </w:numPr>
+        <w:spacing w:before="100" w:beforeAutospacing="1" w:after="100" w:afterAutospacing="1" w:line="240" w:lineRule="auto"/>
+        <w:rPr>
+          <w:rFonts w:ascii="Times New Roman" w:eastAsia="Times New Roman" w:hAnsi="Times New Roman" w:cs="Times New Roman"/>
+          <w:sz w:val="24"/>
+          <w:szCs w:val="24"/>
+        </w:rPr>
+      </w:pPr>
+      <w:r>
+        <w:rPr>
+          <w:rFonts w:ascii="Times New Roman" w:eastAsia="Times New Roman" w:hAnsi="Times New Roman" w:cs="Times New Roman"/>
+          <w:sz w:val="24"/>
+          <w:szCs w:val="24"/>
+        </w:rPr>
+        <w:t xml:space="preserve">Classes: </w:t>
+      </w:r>
+      <w:r>
+        <w:rPr>
+          <w:rFonts w:ascii="Times New Roman" w:eastAsia="Times New Roman" w:hAnsi="Times New Roman" w:cs="Times New Roman"/>
+          <w:b/>
+          <w:bCs/>
+          <w:sz w:val="24"/>
+          <w:szCs w:val="24"/>
+        </w:rPr>
+        <w:t>0 = OK</w:t>
+      </w:r>
+      <w:r>
+        <w:rPr>
+          <w:rFonts w:ascii="Times New Roman" w:eastAsia="Times New Roman" w:hAnsi="Times New Roman" w:cs="Times New Roman"/>
+          <w:sz w:val="24"/>
+          <w:szCs w:val="24"/>
+        </w:rPr>
+        <w:t xml:space="preserve">, </w:t>
+      </w:r>
+      <w:r>
+        <w:rPr>
+          <w:rFonts w:ascii="Times New Roman" w:eastAsia="Times New Roman" w:hAnsi="Times New Roman" w:cs="Times New Roman"/>
+          <w:b/>
+          <w:bCs/>
+          <w:sz w:val="24"/>
+          <w:szCs w:val="24"/>
+        </w:rPr>
+        <w:t>1 = DEFECT</w:t>
+      </w:r>
+    </w:p>
+    <w:p>
+      <w:pPr>
+        <w:numPr>
+          <w:ilvl w:val="0"/>
+          <w:numId w:val="2"/>
+        </w:numPr>
+        <w:spacing w:before="100" w:beforeAutospacing="1" w:after="100" w:afterAutospacing="1" w:line="240" w:lineRule="auto"/>
+        <w:rPr>
+          <w:rFonts w:ascii="Times New Roman" w:eastAsia="Times New Roman" w:hAnsi="Times New Roman" w:cs="Times New Roman"/>
+          <w:sz w:val="24"/>
+          <w:szCs w:val="24"/>
+        </w:rPr>
+      </w:pPr>
+      <w:r>
+        <w:rPr>
+          <w:rFonts w:ascii="Times New Roman" w:eastAsia="Times New Roman" w:hAnsi="Times New Roman" w:cs="Times New Roman"/>
+          <w:sz w:val="24"/>
+          <w:szCs w:val="24"/>
+        </w:rPr>
+        <w:t xml:space="preserve">Dataset: </w:t>
+      </w:r>
+      <w:r>
+        <w:rPr>
+          <w:rFonts w:ascii="Times New Roman" w:eastAsia="Times New Roman" w:hAnsi="Times New Roman" w:cs="Times New Roman"/>
+          <w:b/>
+          <w:bCs/>
+          <w:sz w:val="24"/>
+          <w:szCs w:val="24"/>
+        </w:rPr>
+        <w:t>casting_512x512</w:t>
+      </w:r>
+    </w:p>
+    <w:p>
+      <w:pPr>
+        <w:numPr>
+          <w:ilvl w:val="0"/>
+          <w:numId w:val="2"/>
+        </w:numPr>
+        <w:spacing w:before="100" w:beforeAutospacing="1" w:after="100" w:afterAutospacing="1" w:line="240" w:lineRule="auto"/>
+        <w:rPr>
+          <w:rFonts w:ascii="Times New Roman" w:eastAsia="Times New Roman" w:hAnsi="Times New Roman" w:cs="Times New Roman"/>
+          <w:sz w:val="24"/>
+          <w:szCs w:val="24"/>
+        </w:rPr>
+      </w:pPr>
+      <w:r>
+        <w:rPr>
+          <w:rFonts w:ascii="Times New Roman" w:eastAsia="Times New Roman" w:hAnsi="Times New Roman" w:cs="Times New Roman"/>
+          <w:sz w:val="24"/>
+          <w:szCs w:val="24"/>
+        </w:rPr>
+        <w:t xml:space="preserve">Validation split: </w:t>
+      </w:r>
+      <w:r>
+        <w:rPr>
+          <w:rFonts w:ascii="Times New Roman" w:eastAsia="Times New Roman" w:hAnsi="Times New Roman" w:cs="Times New Roman"/>
+          <w:b/>
+          <w:bCs/>
+          <w:sz w:val="24"/>
+          <w:szCs w:val="24"/>
+        </w:rPr>
+        <w:t>20%</w:t>
+      </w:r>
+    </w:p>
+    <w:p>
+      <w:pPr>
+        <w:numPr>
+          <w:ilvl w:val="0"/>
+          <w:numId w:val="2"/>
+        </w:numPr>
+        <w:spacing w:before="100" w:beforeAutospacing="1" w:after="100" w:afterAutospacing="1" w:line="240" w:lineRule="auto"/>
+        <w:rPr>
+          <w:rFonts w:ascii="Times New Roman" w:eastAsia="Times New Roman" w:hAnsi="Times New Roman" w:cs="Times New Roman"/>
+          <w:sz w:val="24"/>
+          <w:szCs w:val="24"/>
+        </w:rPr>
+      </w:pPr>
+      <w:r>
+        <w:rPr>
+          <w:rFonts w:ascii="Times New Roman" w:eastAsia="Times New Roman" w:hAnsi="Times New Roman" w:cs="Times New Roman"/>
+          <w:sz w:val="24"/>
+          <w:szCs w:val="24"/>
+        </w:rPr>
+        <w:t xml:space="preserve">Image size: </w:t>
+      </w:r>
+      <w:r>
+        <w:rPr>
+          <w:rFonts w:ascii="Times New Roman" w:eastAsia="Times New Roman" w:hAnsi="Times New Roman" w:cs="Times New Roman"/>
+          <w:b/>
+          <w:bCs/>
+          <w:sz w:val="24"/>
+          <w:szCs w:val="24"/>
+        </w:rPr>
+        <w:t>224 × 224</w:t>
+      </w:r>
+    </w:p>
+    <w:p>
+      <w:pPr>
+        <w:spacing w:after="0" w:line="240" w:lineRule="auto"/>
+        <w:rPr>
+          <w:rFonts w:ascii="Times New Roman" w:eastAsia="Times New Roman" w:hAnsi="Times New Roman" w:cs="Times New Roman"/>
+          <w:sz w:val="24"/>
+          <w:szCs w:val="24"/>
+        </w:rPr>
+      </w:pPr>
+      <w:r>
+        <w:rPr>
+          <w:rFonts w:ascii="Times New Roman" w:eastAsia="Times New Roman" w:hAnsi="Times New Roman" w:cs="Times New Roman"/>
+          <w:sz w:val="24"/>
+          <w:szCs w:val="24"/>
+        </w:rPr>
+        <w:pict w14:anchorId="6DC476F6">
+          <v:rect id="_x0000_i1026" style="width:0;height:1.5pt" o:hralign="center" o:hrstd="t" o:hr="t" fillcolor="#a0a0a0" stroked="f"/>
+        </w:pict>
+      </w:r>
+    </w:p>
+    <w:p>
+      <w:pPr>
+        <w:spacing w:before="100" w:beforeAutospacing="1" w:after="100" w:afterAutospacing="1" w:line="240" w:lineRule="auto"/>
+        <w:outlineLvl w:val="1"/>
+        <w:rPr>
+          <w:rFonts w:ascii="Times New Roman" w:eastAsia="Times New Roman" w:hAnsi="Times New Roman" w:cs="Times New Roman"/>
+          <w:b/>
+          <w:bCs/>
+          <w:sz w:val="36"/>
+          <w:szCs w:val="36"/>
+        </w:rPr>
+      </w:pPr>
+      <w:r>
+        <w:rPr>
+          <w:rFonts w:ascii="Times New Roman" w:eastAsia="Times New Roman" w:hAnsi="Times New Roman" w:cs="Times New Roman"/>
+          <w:b/>
+          <w:bCs/>
+          <w:sz w:val="36"/>
+          <w:szCs w:val="36"/>
+        </w:rPr>
+        <w:t>3. One-Pixel Attack – Method</w:t>
+      </w:r>
+    </w:p>
+    <w:p>
+      <w:pPr>
+        <w:spacing w:before="100" w:beforeAutospacing="1" w:after="100" w:afterAutospacing="1" w:line="240" w:lineRule="auto"/>
+        <w:outlineLvl w:val="2"/>
+        <w:rPr>
+          <w:rFonts w:ascii="Times New Roman" w:eastAsia="Times New Roman" w:hAnsi="Times New Roman" w:cs="Times New Roman"/>
+          <w:b/>
+          <w:bCs/>
+          <w:sz w:val="27"/>
+          <w:szCs w:val="27"/>
+        </w:rPr>
+      </w:pPr>
+      <w:r>
+        <w:rPr>
+          <w:rFonts w:ascii="Times New Roman" w:eastAsia="Times New Roman" w:hAnsi="Times New Roman" w:cs="Times New Roman"/>
+          <w:b/>
+          <w:bCs/>
+          <w:sz w:val="27"/>
+          <w:szCs w:val="27"/>
+        </w:rPr>
+        <w:t>Concept</w:t>
+      </w:r>
+    </w:p>
+    <w:p>
+      <w:pPr>
+        <w:spacing w:before="100" w:beforeAutospacing="1" w:after="100" w:afterAutospacing="1" w:line="240" w:lineRule="auto"/>
+        <w:rPr>
+          <w:rFonts w:ascii="Times New Roman" w:eastAsia="Times New Roman" w:hAnsi="Times New Roman" w:cs="Times New Roman"/>
+          <w:sz w:val="24"/>
+          <w:szCs w:val="24"/>
+        </w:rPr>
+      </w:pPr>
+      <w:r>
+        <w:rPr>
+          <w:rFonts w:ascii="Times New Roman" w:eastAsia="Times New Roman" w:hAnsi="Times New Roman" w:cs="Times New Roman"/>
+          <w:sz w:val="24"/>
+          <w:szCs w:val="24"/>
+        </w:rPr>
+        <w:t>One-Pixel Attack is a minimal adversarial attack:</w:t>
+      </w:r>
+    </w:p>
+    <w:p>
+      <w:pPr>
+        <w:spacing w:before="100" w:beforeAutospacing="1" w:after="100" w:afterAutospacing="1" w:line="240" w:lineRule="auto"/>
+        <w:rPr>
+          <w:rFonts w:ascii="Times New Roman" w:eastAsia="Times New Roman" w:hAnsi="Times New Roman" w:cs="Times New Roman"/>
+          <w:sz w:val="24"/>
+          <w:szCs w:val="24"/>
+        </w:rPr>
+      </w:pPr>
+      <w:r>
+        <w:rPr>
+          <w:rFonts w:ascii="Segoe UI Emoji" w:eastAsia="Times New Roman" w:hAnsi="Segoe UI Emoji" w:cs="Segoe UI Emoji"/>
+          <w:sz w:val="24"/>
+          <w:szCs w:val="24"/>
+        </w:rPr>
+        <w:t>✔</w:t>
+      </w:r>
+      <w:r>
+        <w:rPr>
+          <w:rFonts w:ascii="Times New Roman" w:eastAsia="Times New Roman" w:hAnsi="Times New Roman" w:cs="Times New Roman"/>
+          <w:sz w:val="24"/>
+          <w:szCs w:val="24"/>
+        </w:rPr>
+        <w:t xml:space="preserve"> Only </w:t>
+      </w:r>
+      <w:r>
+        <w:rPr>
+          <w:rFonts w:ascii="Times New Roman" w:eastAsia="Times New Roman" w:hAnsi="Times New Roman" w:cs="Times New Roman"/>
+          <w:b/>
+          <w:bCs/>
+          <w:sz w:val="24"/>
+          <w:szCs w:val="24"/>
+        </w:rPr>
+        <w:t>one pixel is modified</w:t>
+      </w:r>
+      <w:r>
+        <w:rPr>
+          <w:rFonts w:ascii="Times New Roman" w:eastAsia="Times New Roman" w:hAnsi="Times New Roman" w:cs="Times New Roman"/>
+          <w:sz w:val="24"/>
+          <w:szCs w:val="24"/>
+        </w:rPr>
+        <w:br/>
+      </w:r>
+      <w:r>
+        <w:rPr>
+          <w:rFonts w:ascii="Segoe UI Emoji" w:eastAsia="Times New Roman" w:hAnsi="Segoe UI Emoji" w:cs="Segoe UI Emoji"/>
+          <w:sz w:val="24"/>
+          <w:szCs w:val="24"/>
+        </w:rPr>
+        <w:t>✔</w:t>
+      </w:r>
+      <w:r>
+        <w:rPr>
+          <w:rFonts w:ascii="Times New Roman" w:eastAsia="Times New Roman" w:hAnsi="Times New Roman" w:cs="Times New Roman"/>
+          <w:sz w:val="24"/>
+          <w:szCs w:val="24"/>
+        </w:rPr>
+        <w:t xml:space="preserve"> Image looks identical to humans</w:t>
+      </w:r>
+      <w:r>
+        <w:rPr>
+          <w:rFonts w:ascii="Times New Roman" w:eastAsia="Times New Roman" w:hAnsi="Times New Roman" w:cs="Times New Roman"/>
+          <w:sz w:val="24"/>
+          <w:szCs w:val="24"/>
+        </w:rPr>
+        <w:br/>
+      </w:r>
+      <w:r>
+        <w:rPr>
+          <w:rFonts w:ascii="Segoe UI Emoji" w:eastAsia="Times New Roman" w:hAnsi="Segoe UI Emoji" w:cs="Segoe UI Emoji"/>
+          <w:sz w:val="24"/>
+          <w:szCs w:val="24"/>
+        </w:rPr>
+        <w:t>✔</w:t>
+      </w:r>
+      <w:r>
+        <w:rPr>
+          <w:rFonts w:ascii="Times New Roman" w:eastAsia="Times New Roman" w:hAnsi="Times New Roman" w:cs="Times New Roman"/>
+          <w:sz w:val="24"/>
+          <w:szCs w:val="24"/>
+        </w:rPr>
+        <w:t xml:space="preserve"> Model output can change drastically</w:t>
+      </w:r>
+    </w:p>
+    <w:p>
+      <w:pPr>
+        <w:spacing w:before="100" w:beforeAutospacing="1" w:after="100" w:afterAutospacing="1" w:line="240" w:lineRule="auto"/>
+        <w:outlineLvl w:val="2"/>
+        <w:rPr>
+          <w:rFonts w:ascii="Times New Roman" w:eastAsia="Times New Roman" w:hAnsi="Times New Roman" w:cs="Times New Roman"/>
+          <w:b/>
+          <w:bCs/>
+          <w:sz w:val="27"/>
+          <w:szCs w:val="27"/>
+        </w:rPr>
+      </w:pPr>
+      <w:r>
+        <w:rPr>
+          <w:rFonts w:ascii="Times New Roman" w:eastAsia="Times New Roman" w:hAnsi="Times New Roman" w:cs="Times New Roman"/>
+          <w:b/>
+          <w:bCs/>
+          <w:sz w:val="27"/>
+          <w:szCs w:val="27"/>
+        </w:rPr>
+        <w:t>Optimization</w:t>
+      </w:r>
+    </w:p>
+    <w:p>
+      <w:pPr>
+        <w:numPr>
+          <w:ilvl w:val="0"/>
+          <w:numId w:val="3"/>
+        </w:numPr>
+        <w:spacing w:before="100" w:beforeAutospacing="1" w:after="100" w:afterAutospacing="1" w:line="240" w:lineRule="auto"/>
+        <w:rPr>
+          <w:rFonts w:ascii="Times New Roman" w:eastAsia="Times New Roman" w:hAnsi="Times New Roman" w:cs="Times New Roman"/>
+          <w:sz w:val="24"/>
+          <w:szCs w:val="24"/>
+        </w:rPr>
+      </w:pPr>
+      <w:r>
+        <w:rPr>
+          <w:rFonts w:ascii="Times New Roman" w:eastAsia="Times New Roman" w:hAnsi="Times New Roman" w:cs="Times New Roman"/>
+          <w:sz w:val="24"/>
+          <w:szCs w:val="24"/>
+        </w:rPr>
+        <w:t xml:space="preserve">Technique: </w:t>
+      </w:r>
+      <w:r>
+        <w:rPr>
+          <w:rFonts w:ascii="Times New Roman" w:eastAsia="Times New Roman" w:hAnsi="Times New Roman" w:cs="Times New Roman"/>
+          <w:b/>
+          <w:bCs/>
+          <w:sz w:val="24"/>
+          <w:szCs w:val="24"/>
+        </w:rPr>
+        <w:t>Differential Evolution</w:t>
+      </w:r>
+    </w:p>
+    <w:p>
+      <w:pPr>
+        <w:numPr>
+          <w:ilvl w:val="0"/>
+          <w:numId w:val="3"/>
+        </w:numPr>
+        <w:spacing w:before="100" w:beforeAutospacing="1" w:after="100" w:afterAutospacing="1" w:line="240" w:lineRule="auto"/>
+        <w:rPr>
+          <w:rFonts w:ascii="Times New Roman" w:eastAsia="Times New Roman" w:hAnsi="Times New Roman" w:cs="Times New Roman"/>
+          <w:sz w:val="24"/>
+          <w:szCs w:val="24"/>
+        </w:rPr>
+      </w:pPr>
+      <w:r>
+        <w:rPr>
+          <w:rFonts w:ascii="Times New Roman" w:eastAsia="Times New Roman" w:hAnsi="Times New Roman" w:cs="Times New Roman"/>
+          <w:sz w:val="24"/>
+          <w:szCs w:val="24"/>
+        </w:rPr>
+        <w:t>Parameters:</w:t>
       </w:r>
     </w:p>
     <w:p>
       <w:pPr>
         <w:numPr>
           <w:ilvl w:val="1"/>
-          <w:numId w:val="1"/>
+          <w:numId w:val="3"/>
         </w:numPr>
         <w:spacing w:before="100" w:beforeAutospacing="1" w:after="100" w:afterAutospacing="1" w:line="240" w:lineRule="auto"/>
         <w:rPr>
@@ -322,27 +669,27 @@
       <w:r>
         <w:rPr>
           <w:rFonts w:ascii="Times New Roman" w:eastAsia="Times New Roman" w:hAnsi="Times New Roman" w:cs="Times New Roman"/>
-          <w:b/>
-          <w:bCs/>
-          <w:sz w:val="24"/>
-          <w:szCs w:val="24"/>
-        </w:rPr>
-        <w:t>def_front</w:t>
-      </w:r>
-      <w:r>
-        <w:rPr>
-          <w:rFonts w:ascii="Times New Roman" w:eastAsia="Times New Roman" w:hAnsi="Times New Roman" w:cs="Times New Roman"/>
-          <w:sz w:val="24"/>
-          <w:szCs w:val="24"/>
-        </w:rPr>
-        <w:t xml:space="preserve"> (defective)</w:t>
+          <w:sz w:val="24"/>
+          <w:szCs w:val="24"/>
+        </w:rPr>
+        <w:t xml:space="preserve">Pixel coordinates </w:t>
+      </w:r>
+      <w:r>
+        <w:rPr>
+          <w:rFonts w:ascii="Times New Roman" w:eastAsia="Times New Roman" w:hAnsi="Times New Roman" w:cs="Times New Roman"/>
+          <w:i/>
+          <w:iCs/>
+          <w:sz w:val="24"/>
+          <w:szCs w:val="24"/>
+        </w:rPr>
+        <w:t>(x, y)</w:t>
       </w:r>
     </w:p>
     <w:p>
       <w:pPr>
         <w:numPr>
           <w:ilvl w:val="1"/>
-          <w:numId w:val="1"/>
+          <w:numId w:val="3"/>
         </w:numPr>
         <w:spacing w:before="100" w:beforeAutospacing="1" w:after="100" w:afterAutospacing="1" w:line="240" w:lineRule="auto"/>
         <w:rPr>
@@ -354,27 +701,69 @@
       <w:r>
         <w:rPr>
           <w:rFonts w:ascii="Times New Roman" w:eastAsia="Times New Roman" w:hAnsi="Times New Roman" w:cs="Times New Roman"/>
-          <w:b/>
-          <w:bCs/>
-          <w:sz w:val="24"/>
-          <w:szCs w:val="24"/>
-        </w:rPr>
-        <w:t>ok_front</w:t>
-      </w:r>
-      <w:r>
-        <w:rPr>
-          <w:rFonts w:ascii="Times New Roman" w:eastAsia="Times New Roman" w:hAnsi="Times New Roman" w:cs="Times New Roman"/>
-          <w:sz w:val="24"/>
-          <w:szCs w:val="24"/>
-        </w:rPr>
-        <w:t xml:space="preserve"> (non-defective)</w:t>
+          <w:sz w:val="24"/>
+          <w:szCs w:val="24"/>
+        </w:rPr>
+        <w:t xml:space="preserve">RGB values </w:t>
+      </w:r>
+      <w:r>
+        <w:rPr>
+          <w:rFonts w:ascii="Times New Roman" w:eastAsia="Times New Roman" w:hAnsi="Times New Roman" w:cs="Times New Roman"/>
+          <w:i/>
+          <w:iCs/>
+          <w:sz w:val="24"/>
+          <w:szCs w:val="24"/>
+        </w:rPr>
+        <w:t>(r, g, b)</w:t>
+      </w:r>
+    </w:p>
+    <w:p>
+      <w:pPr>
+        <w:spacing w:before="100" w:beforeAutospacing="1" w:after="100" w:afterAutospacing="1" w:line="240" w:lineRule="auto"/>
+        <w:outlineLvl w:val="2"/>
+        <w:rPr>
+          <w:rFonts w:ascii="Times New Roman" w:eastAsia="Times New Roman" w:hAnsi="Times New Roman" w:cs="Times New Roman"/>
+          <w:b/>
+          <w:bCs/>
+          <w:sz w:val="27"/>
+          <w:szCs w:val="27"/>
+        </w:rPr>
+      </w:pPr>
+      <w:r>
+        <w:rPr>
+          <w:rFonts w:ascii="Times New Roman" w:eastAsia="Times New Roman" w:hAnsi="Times New Roman" w:cs="Times New Roman"/>
+          <w:b/>
+          <w:bCs/>
+          <w:sz w:val="27"/>
+          <w:szCs w:val="27"/>
+        </w:rPr>
+        <w:lastRenderedPageBreak/>
+        <w:t>Objective</w:t>
+      </w:r>
+    </w:p>
+    <w:p>
+      <w:pPr>
+        <w:spacing w:before="100" w:beforeAutospacing="1" w:after="100" w:afterAutospacing="1" w:line="240" w:lineRule="auto"/>
+        <w:rPr>
+          <w:rFonts w:ascii="Times New Roman" w:eastAsia="Times New Roman" w:hAnsi="Times New Roman" w:cs="Times New Roman"/>
+          <w:sz w:val="24"/>
+          <w:szCs w:val="24"/>
+        </w:rPr>
+      </w:pPr>
+      <w:r>
+        <w:rPr>
+          <w:rFonts w:ascii="Times New Roman" w:eastAsia="Times New Roman" w:hAnsi="Times New Roman" w:cs="Times New Roman"/>
+          <w:sz w:val="24"/>
+          <w:szCs w:val="24"/>
+        </w:rPr>
+        <w:t>Flip the model's confidence:</w:t>
       </w:r>
     </w:p>
     <w:p>
       <w:pPr>
         <w:numPr>
           <w:ilvl w:val="0"/>
-          <w:numId w:val="1"/>
+          <w:numId w:val="4"/>
         </w:numPr>
         <w:spacing w:before="100" w:beforeAutospacing="1" w:after="100" w:afterAutospacing="1" w:line="240" w:lineRule="auto"/>
         <w:rPr>
@@ -389,24 +778,14 @@
           <w:sz w:val="24"/>
           <w:szCs w:val="24"/>
         </w:rPr>
-        <w:t xml:space="preserve">Input size: </w:t>
-      </w:r>
-      <w:r>
-        <w:rPr>
-          <w:rFonts w:ascii="Times New Roman" w:eastAsia="Times New Roman" w:hAnsi="Times New Roman" w:cs="Times New Roman"/>
-          <w:b/>
-          <w:bCs/>
-          <w:sz w:val="24"/>
-          <w:szCs w:val="24"/>
-        </w:rPr>
-        <w:t>299 × 299</w:t>
+        <w:t>If original prediction &lt; 0.5 → push it toward 1.0</w:t>
       </w:r>
     </w:p>
     <w:p>
       <w:pPr>
         <w:numPr>
           <w:ilvl w:val="0"/>
-          <w:numId w:val="1"/>
+          <w:numId w:val="4"/>
         </w:numPr>
         <w:spacing w:before="100" w:beforeAutospacing="1" w:after="100" w:afterAutospacing="1" w:line="240" w:lineRule="auto"/>
         <w:rPr>
@@ -421,24 +800,80 @@
           <w:sz w:val="24"/>
           <w:szCs w:val="24"/>
         </w:rPr>
-        <w:t xml:space="preserve">Loss function: </w:t>
-      </w:r>
-      <w:r>
-        <w:rPr>
-          <w:rFonts w:ascii="Times New Roman" w:eastAsia="Times New Roman" w:hAnsi="Times New Roman" w:cs="Times New Roman"/>
-          <w:b/>
-          <w:bCs/>
-          <w:sz w:val="24"/>
-          <w:szCs w:val="24"/>
-        </w:rPr>
-        <w:t>Binary Crossentropy</w:t>
+        <w:t>Otherwise → push toward 0.0</w:t>
+      </w:r>
+    </w:p>
+    <w:p>
+      <w:pPr>
+        <w:spacing w:after="0" w:line="240" w:lineRule="auto"/>
+        <w:rPr>
+          <w:rFonts w:ascii="Times New Roman" w:eastAsia="Times New Roman" w:hAnsi="Times New Roman" w:cs="Times New Roman"/>
+          <w:sz w:val="24"/>
+          <w:szCs w:val="24"/>
+        </w:rPr>
+      </w:pPr>
+      <w:r>
+        <w:rPr>
+          <w:rFonts w:ascii="Times New Roman" w:eastAsia="Times New Roman" w:hAnsi="Times New Roman" w:cs="Times New Roman"/>
+          <w:sz w:val="24"/>
+          <w:szCs w:val="24"/>
+        </w:rPr>
+        <w:pict w14:anchorId="2514A432">
+          <v:rect id="_x0000_i1027" style="width:0;height:1.5pt" o:hralign="center" o:hrstd="t" o:hr="t" fillcolor="#a0a0a0" stroked="f"/>
+        </w:pict>
+      </w:r>
+    </w:p>
+    <w:p>
+      <w:pPr>
+        <w:spacing w:before="100" w:beforeAutospacing="1" w:after="100" w:afterAutospacing="1" w:line="240" w:lineRule="auto"/>
+        <w:outlineLvl w:val="1"/>
+        <w:rPr>
+          <w:rFonts w:ascii="Times New Roman" w:eastAsia="Times New Roman" w:hAnsi="Times New Roman" w:cs="Times New Roman"/>
+          <w:b/>
+          <w:bCs/>
+          <w:sz w:val="36"/>
+          <w:szCs w:val="36"/>
+        </w:rPr>
+      </w:pPr>
+      <w:r>
+        <w:rPr>
+          <w:rFonts w:ascii="Times New Roman" w:eastAsia="Times New Roman" w:hAnsi="Times New Roman" w:cs="Times New Roman"/>
+          <w:b/>
+          <w:bCs/>
+          <w:sz w:val="36"/>
+          <w:szCs w:val="36"/>
+        </w:rPr>
+        <w:t>4. One-Pixel Attack – Results</w:t>
+      </w:r>
+    </w:p>
+    <w:p>
+      <w:pPr>
+        <w:spacing w:before="100" w:beforeAutospacing="1" w:after="100" w:afterAutospacing="1" w:line="240" w:lineRule="auto"/>
+        <w:outlineLvl w:val="2"/>
+        <w:rPr>
+          <w:rFonts w:ascii="Times New Roman" w:eastAsia="Times New Roman" w:hAnsi="Times New Roman" w:cs="Times New Roman"/>
+          <w:b/>
+          <w:bCs/>
+          <w:sz w:val="27"/>
+          <w:szCs w:val="27"/>
+        </w:rPr>
+      </w:pPr>
+      <w:r>
+        <w:rPr>
+          <w:rFonts w:ascii="Times New Roman" w:eastAsia="Times New Roman" w:hAnsi="Times New Roman" w:cs="Times New Roman"/>
+          <w:b/>
+          <w:bCs/>
+          <w:sz w:val="27"/>
+          <w:szCs w:val="27"/>
+        </w:rPr>
+        <w:t>Selected Image</w:t>
       </w:r>
     </w:p>
     <w:p>
       <w:pPr>
         <w:numPr>
           <w:ilvl w:val="0"/>
-          <w:numId w:val="1"/>
+          <w:numId w:val="5"/>
         </w:numPr>
         <w:spacing w:before="100" w:beforeAutospacing="1" w:after="100" w:afterAutospacing="1" w:line="240" w:lineRule="auto"/>
         <w:rPr>
@@ -453,17 +888,368 @@
           <w:sz w:val="24"/>
           <w:szCs w:val="24"/>
         </w:rPr>
-        <w:t xml:space="preserve">Optimizer: </w:t>
-      </w:r>
-      <w:r>
-        <w:rPr>
-          <w:rFonts w:ascii="Times New Roman" w:eastAsia="Times New Roman" w:hAnsi="Times New Roman" w:cs="Times New Roman"/>
-          <w:b/>
-          <w:bCs/>
-          <w:sz w:val="24"/>
-          <w:szCs w:val="24"/>
-        </w:rPr>
-        <w:t>Adam</w:t>
+        <w:t xml:space="preserve">Index: </w:t>
+      </w:r>
+      <w:r>
+        <w:rPr>
+          <w:rFonts w:ascii="Times New Roman" w:eastAsia="Times New Roman" w:hAnsi="Times New Roman" w:cs="Times New Roman"/>
+          <w:b/>
+          <w:bCs/>
+          <w:sz w:val="24"/>
+          <w:szCs w:val="24"/>
+        </w:rPr>
+        <w:t>41</w:t>
+      </w:r>
+    </w:p>
+    <w:p>
+      <w:pPr>
+        <w:numPr>
+          <w:ilvl w:val="0"/>
+          <w:numId w:val="5"/>
+        </w:numPr>
+        <w:spacing w:before="100" w:beforeAutospacing="1" w:after="100" w:afterAutospacing="1" w:line="240" w:lineRule="auto"/>
+        <w:rPr>
+          <w:rFonts w:ascii="Times New Roman" w:eastAsia="Times New Roman" w:hAnsi="Times New Roman" w:cs="Times New Roman"/>
+          <w:sz w:val="24"/>
+          <w:szCs w:val="24"/>
+        </w:rPr>
+      </w:pPr>
+      <w:r>
+        <w:rPr>
+          <w:rFonts w:ascii="Times New Roman" w:eastAsia="Times New Roman" w:hAnsi="Times New Roman" w:cs="Times New Roman"/>
+          <w:sz w:val="24"/>
+          <w:szCs w:val="24"/>
+        </w:rPr>
+        <w:t xml:space="preserve">Original Prediction: </w:t>
+      </w:r>
+      <w:r>
+        <w:rPr>
+          <w:rFonts w:ascii="Times New Roman" w:eastAsia="Times New Roman" w:hAnsi="Times New Roman" w:cs="Times New Roman"/>
+          <w:b/>
+          <w:bCs/>
+          <w:sz w:val="24"/>
+          <w:szCs w:val="24"/>
+        </w:rPr>
+        <w:t>0.3018</w:t>
+      </w:r>
+    </w:p>
+    <w:p>
+      <w:pPr>
+        <w:spacing w:before="100" w:beforeAutospacing="1" w:after="100" w:afterAutospacing="1" w:line="240" w:lineRule="auto"/>
+        <w:outlineLvl w:val="2"/>
+        <w:rPr>
+          <w:rFonts w:ascii="Times New Roman" w:eastAsia="Times New Roman" w:hAnsi="Times New Roman" w:cs="Times New Roman"/>
+          <w:b/>
+          <w:bCs/>
+          <w:sz w:val="27"/>
+          <w:szCs w:val="27"/>
+        </w:rPr>
+      </w:pPr>
+      <w:r>
+        <w:rPr>
+          <w:rFonts w:ascii="Times New Roman" w:eastAsia="Times New Roman" w:hAnsi="Times New Roman" w:cs="Times New Roman"/>
+          <w:b/>
+          <w:bCs/>
+          <w:sz w:val="27"/>
+          <w:szCs w:val="27"/>
+        </w:rPr>
+        <w:t>Modified Pixel</w:t>
+      </w:r>
+    </w:p>
+    <w:p>
+      <w:pPr>
+        <w:numPr>
+          <w:ilvl w:val="0"/>
+          <w:numId w:val="6"/>
+        </w:numPr>
+        <w:spacing w:before="100" w:beforeAutospacing="1" w:after="100" w:afterAutospacing="1" w:line="240" w:lineRule="auto"/>
+        <w:rPr>
+          <w:rFonts w:ascii="Times New Roman" w:eastAsia="Times New Roman" w:hAnsi="Times New Roman" w:cs="Times New Roman"/>
+          <w:sz w:val="24"/>
+          <w:szCs w:val="24"/>
+        </w:rPr>
+      </w:pPr>
+      <w:r>
+        <w:rPr>
+          <w:rFonts w:ascii="Times New Roman" w:eastAsia="Times New Roman" w:hAnsi="Times New Roman" w:cs="Times New Roman"/>
+          <w:sz w:val="24"/>
+          <w:szCs w:val="24"/>
+        </w:rPr>
+        <w:t xml:space="preserve">Coordinates: </w:t>
+      </w:r>
+      <w:r>
+        <w:rPr>
+          <w:rFonts w:ascii="Times New Roman" w:eastAsia="Times New Roman" w:hAnsi="Times New Roman" w:cs="Times New Roman"/>
+          <w:b/>
+          <w:bCs/>
+          <w:sz w:val="24"/>
+          <w:szCs w:val="24"/>
+        </w:rPr>
+        <w:t>(77, 1)</w:t>
+      </w:r>
+    </w:p>
+    <w:p>
+      <w:pPr>
+        <w:numPr>
+          <w:ilvl w:val="0"/>
+          <w:numId w:val="6"/>
+        </w:numPr>
+        <w:spacing w:before="100" w:beforeAutospacing="1" w:after="100" w:afterAutospacing="1" w:line="240" w:lineRule="auto"/>
+        <w:rPr>
+          <w:rFonts w:ascii="Times New Roman" w:eastAsia="Times New Roman" w:hAnsi="Times New Roman" w:cs="Times New Roman"/>
+          <w:sz w:val="24"/>
+          <w:szCs w:val="24"/>
+        </w:rPr>
+      </w:pPr>
+      <w:r>
+        <w:rPr>
+          <w:rFonts w:ascii="Times New Roman" w:eastAsia="Times New Roman" w:hAnsi="Times New Roman" w:cs="Times New Roman"/>
+          <w:sz w:val="24"/>
+          <w:szCs w:val="24"/>
+        </w:rPr>
+        <w:t xml:space="preserve">RGB: </w:t>
+      </w:r>
+      <w:r>
+        <w:rPr>
+          <w:rFonts w:ascii="Times New Roman" w:eastAsia="Times New Roman" w:hAnsi="Times New Roman" w:cs="Times New Roman"/>
+          <w:b/>
+          <w:bCs/>
+          <w:sz w:val="24"/>
+          <w:szCs w:val="24"/>
+        </w:rPr>
+        <w:t>(209.5, 79.1, 91.5)</w:t>
+      </w:r>
+    </w:p>
+    <w:p>
+      <w:pPr>
+        <w:spacing w:before="100" w:beforeAutospacing="1" w:after="100" w:afterAutospacing="1" w:line="240" w:lineRule="auto"/>
+        <w:outlineLvl w:val="2"/>
+        <w:rPr>
+          <w:rFonts w:ascii="Times New Roman" w:eastAsia="Times New Roman" w:hAnsi="Times New Roman" w:cs="Times New Roman"/>
+          <w:b/>
+          <w:bCs/>
+          <w:sz w:val="27"/>
+          <w:szCs w:val="27"/>
+        </w:rPr>
+      </w:pPr>
+      <w:r>
+        <w:rPr>
+          <w:rFonts w:ascii="Times New Roman" w:eastAsia="Times New Roman" w:hAnsi="Times New Roman" w:cs="Times New Roman"/>
+          <w:b/>
+          <w:bCs/>
+          <w:sz w:val="27"/>
+          <w:szCs w:val="27"/>
+        </w:rPr>
+        <w:t>Adversarial Output</w:t>
+      </w:r>
+    </w:p>
+    <w:p>
+      <w:pPr>
+        <w:numPr>
+          <w:ilvl w:val="0"/>
+          <w:numId w:val="7"/>
+        </w:numPr>
+        <w:spacing w:before="100" w:beforeAutospacing="1" w:after="100" w:afterAutospacing="1" w:line="240" w:lineRule="auto"/>
+        <w:rPr>
+          <w:rFonts w:ascii="Times New Roman" w:eastAsia="Times New Roman" w:hAnsi="Times New Roman" w:cs="Times New Roman"/>
+          <w:sz w:val="24"/>
+          <w:szCs w:val="24"/>
+        </w:rPr>
+      </w:pPr>
+      <w:r>
+        <w:rPr>
+          <w:rFonts w:ascii="Times New Roman" w:eastAsia="Times New Roman" w:hAnsi="Times New Roman" w:cs="Times New Roman"/>
+          <w:sz w:val="24"/>
+          <w:szCs w:val="24"/>
+        </w:rPr>
+        <w:t xml:space="preserve">Adversarial Prediction: </w:t>
+      </w:r>
+      <w:r>
+        <w:rPr>
+          <w:rFonts w:ascii="Times New Roman" w:eastAsia="Times New Roman" w:hAnsi="Times New Roman" w:cs="Times New Roman"/>
+          <w:b/>
+          <w:bCs/>
+          <w:sz w:val="24"/>
+          <w:szCs w:val="24"/>
+        </w:rPr>
+        <w:t>0.0018</w:t>
+      </w:r>
+    </w:p>
+    <w:p>
+      <w:pPr>
+        <w:numPr>
+          <w:ilvl w:val="0"/>
+          <w:numId w:val="7"/>
+        </w:numPr>
+        <w:spacing w:before="100" w:beforeAutospacing="1" w:after="100" w:afterAutospacing="1" w:line="240" w:lineRule="auto"/>
+        <w:rPr>
+          <w:rFonts w:ascii="Times New Roman" w:eastAsia="Times New Roman" w:hAnsi="Times New Roman" w:cs="Times New Roman"/>
+          <w:sz w:val="24"/>
+          <w:szCs w:val="24"/>
+        </w:rPr>
+      </w:pPr>
+      <w:r>
+        <w:rPr>
+          <w:rFonts w:ascii="Times New Roman" w:eastAsia="Times New Roman" w:hAnsi="Times New Roman" w:cs="Times New Roman"/>
+          <w:sz w:val="24"/>
+          <w:szCs w:val="24"/>
+        </w:rPr>
+        <w:t xml:space="preserve">Change: </w:t>
+      </w:r>
+      <w:r>
+        <w:rPr>
+          <w:rFonts w:ascii="Times New Roman" w:eastAsia="Times New Roman" w:hAnsi="Times New Roman" w:cs="Times New Roman"/>
+          <w:b/>
+          <w:bCs/>
+          <w:sz w:val="24"/>
+          <w:szCs w:val="24"/>
+        </w:rPr>
+        <w:t>0.3018 → 0.0018</w:t>
+      </w:r>
+    </w:p>
+    <w:p>
+      <w:pPr>
+        <w:numPr>
+          <w:ilvl w:val="0"/>
+          <w:numId w:val="7"/>
+        </w:numPr>
+        <w:spacing w:before="100" w:beforeAutospacing="1" w:after="100" w:afterAutospacing="1" w:line="240" w:lineRule="auto"/>
+        <w:rPr>
+          <w:rFonts w:ascii="Times New Roman" w:eastAsia="Times New Roman" w:hAnsi="Times New Roman" w:cs="Times New Roman"/>
+          <w:sz w:val="24"/>
+          <w:szCs w:val="24"/>
+        </w:rPr>
+      </w:pPr>
+      <w:r>
+        <w:rPr>
+          <w:rFonts w:ascii="Times New Roman" w:eastAsia="Times New Roman" w:hAnsi="Times New Roman" w:cs="Times New Roman"/>
+          <w:sz w:val="24"/>
+          <w:szCs w:val="24"/>
+        </w:rPr>
+        <w:t xml:space="preserve">Difference: </w:t>
+      </w:r>
+      <w:r>
+        <w:rPr>
+          <w:rFonts w:ascii="Times New Roman" w:eastAsia="Times New Roman" w:hAnsi="Times New Roman" w:cs="Times New Roman"/>
+          <w:b/>
+          <w:bCs/>
+          <w:sz w:val="24"/>
+          <w:szCs w:val="24"/>
+        </w:rPr>
+        <w:t>0.3000</w:t>
+      </w:r>
+    </w:p>
+    <w:p>
+      <w:pPr>
+        <w:numPr>
+          <w:ilvl w:val="0"/>
+          <w:numId w:val="7"/>
+        </w:numPr>
+        <w:spacing w:before="100" w:beforeAutospacing="1" w:after="100" w:afterAutospacing="1" w:line="240" w:lineRule="auto"/>
+        <w:rPr>
+          <w:rFonts w:ascii="Times New Roman" w:eastAsia="Times New Roman" w:hAnsi="Times New Roman" w:cs="Times New Roman"/>
+          <w:sz w:val="24"/>
+          <w:szCs w:val="24"/>
+        </w:rPr>
+      </w:pPr>
+      <w:r>
+        <w:rPr>
+          <w:rFonts w:ascii="Times New Roman" w:eastAsia="Times New Roman" w:hAnsi="Times New Roman" w:cs="Times New Roman"/>
+          <w:b/>
+          <w:bCs/>
+          <w:sz w:val="24"/>
+          <w:szCs w:val="24"/>
+        </w:rPr>
+        <w:t>Attack Status: SUCCESS</w:t>
+      </w:r>
+    </w:p>
+    <w:p>
+      <w:pPr>
+        <w:spacing w:before="100" w:beforeAutospacing="1" w:after="100" w:afterAutospacing="1" w:line="240" w:lineRule="auto"/>
+        <w:outlineLvl w:val="2"/>
+        <w:rPr>
+          <w:rFonts w:ascii="Times New Roman" w:eastAsia="Times New Roman" w:hAnsi="Times New Roman" w:cs="Times New Roman"/>
+          <w:b/>
+          <w:bCs/>
+          <w:sz w:val="27"/>
+          <w:szCs w:val="27"/>
+        </w:rPr>
+      </w:pPr>
+      <w:r>
+        <w:rPr>
+          <w:rFonts w:ascii="Times New Roman" w:eastAsia="Times New Roman" w:hAnsi="Times New Roman" w:cs="Times New Roman"/>
+          <w:b/>
+          <w:bCs/>
+          <w:sz w:val="27"/>
+          <w:szCs w:val="27"/>
+        </w:rPr>
+        <w:t>Visualization</w:t>
+      </w:r>
+    </w:p>
+    <w:p>
+      <w:pPr>
+        <w:numPr>
+          <w:ilvl w:val="0"/>
+          <w:numId w:val="8"/>
+        </w:numPr>
+        <w:spacing w:before="100" w:beforeAutospacing="1" w:after="100" w:afterAutospacing="1" w:line="240" w:lineRule="auto"/>
+        <w:rPr>
+          <w:rFonts w:ascii="Times New Roman" w:eastAsia="Times New Roman" w:hAnsi="Times New Roman" w:cs="Times New Roman"/>
+          <w:sz w:val="24"/>
+          <w:szCs w:val="24"/>
+        </w:rPr>
+      </w:pPr>
+      <w:r>
+        <w:rPr>
+          <w:rFonts w:ascii="Times New Roman" w:eastAsia="Times New Roman" w:hAnsi="Times New Roman" w:cs="Times New Roman"/>
+          <w:sz w:val="24"/>
+          <w:szCs w:val="24"/>
+        </w:rPr>
+        <w:t>The image looks unchanged</w:t>
+      </w:r>
+    </w:p>
+    <w:p>
+      <w:pPr>
+        <w:numPr>
+          <w:ilvl w:val="0"/>
+          <w:numId w:val="8"/>
+        </w:numPr>
+        <w:spacing w:before="100" w:beforeAutospacing="1" w:after="100" w:afterAutospacing="1" w:line="240" w:lineRule="auto"/>
+        <w:rPr>
+          <w:rFonts w:ascii="Times New Roman" w:eastAsia="Times New Roman" w:hAnsi="Times New Roman" w:cs="Times New Roman"/>
+          <w:sz w:val="24"/>
+          <w:szCs w:val="24"/>
+        </w:rPr>
+      </w:pPr>
+      <w:r>
+        <w:rPr>
+          <w:rFonts w:ascii="Times New Roman" w:eastAsia="Times New Roman" w:hAnsi="Times New Roman" w:cs="Times New Roman"/>
+          <w:sz w:val="24"/>
+          <w:szCs w:val="24"/>
+        </w:rPr>
+        <w:t>Only one pixel differs (visible in zoom)</w:t>
+      </w:r>
+    </w:p>
+    <w:p>
+      <w:pPr>
+        <w:numPr>
+          <w:ilvl w:val="0"/>
+          <w:numId w:val="8"/>
+        </w:numPr>
+        <w:spacing w:before="100" w:beforeAutospacing="1" w:after="100" w:afterAutospacing="1" w:line="240" w:lineRule="auto"/>
+        <w:rPr>
+          <w:rFonts w:ascii="Times New Roman" w:eastAsia="Times New Roman" w:hAnsi="Times New Roman" w:cs="Times New Roman"/>
+          <w:sz w:val="24"/>
+          <w:szCs w:val="24"/>
+        </w:rPr>
+      </w:pPr>
+      <w:r>
+        <w:rPr>
+          <w:rFonts w:ascii="Times New Roman" w:eastAsia="Times New Roman" w:hAnsi="Times New Roman" w:cs="Times New Roman"/>
+          <w:sz w:val="24"/>
+          <w:szCs w:val="24"/>
+        </w:rPr>
+        <w:t>The attack successfully manipulated model confidence</w:t>
       </w:r>
     </w:p>
     <w:p>
@@ -481,8 +1267,8 @@
           <w:sz w:val="24"/>
           <w:szCs w:val="24"/>
         </w:rPr>
-        <w:pict w14:anchorId="24AD7379">
-          <v:rect id="_x0000_i1027" style="width:0;height:1.5pt" o:hralign="center" o:hrstd="t" o:hr="t" fillcolor="#a0a0a0" stroked="f"/>
+        <w:pict w14:anchorId="23EBCA23">
+          <v:rect id="_x0000_i1028" style="width:0;height:1.5pt" o:hralign="center" o:hrstd="t" o:hr="t" fillcolor="#a0a0a0" stroked="f"/>
         </w:pict>
       </w:r>
     </w:p>
@@ -506,70 +1292,162 @@
           <w:sz w:val="36"/>
           <w:szCs w:val="36"/>
         </w:rPr>
-        <w:t>3. Attack Method (FGSM)</w:t>
-      </w:r>
-    </w:p>
-    <w:p>
-      <w:pPr>
-        <w:spacing w:before="100" w:beforeAutospacing="1" w:after="100" w:afterAutospacing="1" w:line="240" w:lineRule="auto"/>
-        <w:rPr>
-          <w:rFonts w:ascii="Times New Roman" w:eastAsia="Times New Roman" w:hAnsi="Times New Roman" w:cs="Times New Roman"/>
-          <w:sz w:val="24"/>
-          <w:szCs w:val="24"/>
-        </w:rPr>
-      </w:pPr>
-      <w:r>
-        <w:rPr>
-          <w:rFonts w:ascii="Times New Roman" w:eastAsia="Times New Roman" w:hAnsi="Times New Roman" w:cs="Times New Roman"/>
-          <w:sz w:val="24"/>
-          <w:szCs w:val="24"/>
-        </w:rPr>
-        <w:t xml:space="preserve">I used the </w:t>
-      </w:r>
-      <w:r>
-        <w:rPr>
-          <w:rFonts w:ascii="Times New Roman" w:eastAsia="Times New Roman" w:hAnsi="Times New Roman" w:cs="Times New Roman"/>
-          <w:b/>
-          <w:bCs/>
-          <w:sz w:val="24"/>
-          <w:szCs w:val="24"/>
-        </w:rPr>
-        <w:t>Fast Gradient Sign Method (FGSM)</w:t>
-      </w:r>
-      <w:r>
-        <w:rPr>
-          <w:rFonts w:ascii="Times New Roman" w:eastAsia="Times New Roman" w:hAnsi="Times New Roman" w:cs="Times New Roman"/>
-          <w:sz w:val="24"/>
-          <w:szCs w:val="24"/>
-        </w:rPr>
-        <w:t xml:space="preserve"> to generate adversarial examples.</w:t>
-      </w:r>
-      <w:r>
-        <w:rPr>
-          <w:rFonts w:ascii="Times New Roman" w:eastAsia="Times New Roman" w:hAnsi="Times New Roman" w:cs="Times New Roman"/>
-          <w:sz w:val="24"/>
-          <w:szCs w:val="24"/>
-        </w:rPr>
-        <w:br/>
-        <w:t>FGSM adds noise in the direction of the gradient that increases the loss.</w:t>
-      </w:r>
-    </w:p>
-    <w:p>
-      <w:pPr>
-        <w:spacing w:before="100" w:beforeAutospacing="1" w:after="100" w:afterAutospacing="1" w:line="240" w:lineRule="auto"/>
-        <w:rPr>
-          <w:rFonts w:ascii="Times New Roman" w:eastAsia="Times New Roman" w:hAnsi="Times New Roman" w:cs="Times New Roman"/>
-          <w:sz w:val="24"/>
-          <w:szCs w:val="24"/>
-        </w:rPr>
-      </w:pPr>
-      <w:r>
-        <w:rPr>
-          <w:rFonts w:ascii="Times New Roman" w:eastAsia="Times New Roman" w:hAnsi="Times New Roman" w:cs="Times New Roman"/>
-          <w:sz w:val="24"/>
-          <w:szCs w:val="24"/>
-        </w:rPr>
-        <w:t>The formula:</w:t>
+        <w:t>5. Defense (Gaussian Blur) – Method</w:t>
+      </w:r>
+    </w:p>
+    <w:p>
+      <w:pPr>
+        <w:spacing w:before="100" w:beforeAutospacing="1" w:after="100" w:afterAutospacing="1" w:line="240" w:lineRule="auto"/>
+        <w:rPr>
+          <w:rFonts w:ascii="Times New Roman" w:eastAsia="Times New Roman" w:hAnsi="Times New Roman" w:cs="Times New Roman"/>
+          <w:sz w:val="24"/>
+          <w:szCs w:val="24"/>
+        </w:rPr>
+      </w:pPr>
+      <w:r>
+        <w:rPr>
+          <w:rFonts w:ascii="Times New Roman" w:eastAsia="Times New Roman" w:hAnsi="Times New Roman" w:cs="Times New Roman"/>
+          <w:sz w:val="24"/>
+          <w:szCs w:val="24"/>
+        </w:rPr>
+        <w:t>Gaussian Blur is applied to soften edges introduced by adversarial noise.</w:t>
+      </w:r>
+    </w:p>
+    <w:p>
+      <w:pPr>
+        <w:spacing w:before="100" w:beforeAutospacing="1" w:after="100" w:afterAutospacing="1" w:line="240" w:lineRule="auto"/>
+        <w:outlineLvl w:val="2"/>
+        <w:rPr>
+          <w:rFonts w:ascii="Times New Roman" w:eastAsia="Times New Roman" w:hAnsi="Times New Roman" w:cs="Times New Roman"/>
+          <w:b/>
+          <w:bCs/>
+          <w:sz w:val="27"/>
+          <w:szCs w:val="27"/>
+        </w:rPr>
+      </w:pPr>
+      <w:r>
+        <w:rPr>
+          <w:rFonts w:ascii="Times New Roman" w:eastAsia="Times New Roman" w:hAnsi="Times New Roman" w:cs="Times New Roman"/>
+          <w:b/>
+          <w:bCs/>
+          <w:sz w:val="27"/>
+          <w:szCs w:val="27"/>
+        </w:rPr>
+        <w:t>Parameters</w:t>
+      </w:r>
+    </w:p>
+    <w:p>
+      <w:pPr>
+        <w:numPr>
+          <w:ilvl w:val="0"/>
+          <w:numId w:val="9"/>
+        </w:numPr>
+        <w:spacing w:before="100" w:beforeAutospacing="1" w:after="100" w:afterAutospacing="1" w:line="240" w:lineRule="auto"/>
+        <w:rPr>
+          <w:rFonts w:ascii="Times New Roman" w:eastAsia="Times New Roman" w:hAnsi="Times New Roman" w:cs="Times New Roman"/>
+          <w:sz w:val="24"/>
+          <w:szCs w:val="24"/>
+        </w:rPr>
+      </w:pPr>
+      <w:r>
+        <w:rPr>
+          <w:rFonts w:ascii="Times New Roman" w:eastAsia="Times New Roman" w:hAnsi="Times New Roman" w:cs="Times New Roman"/>
+          <w:sz w:val="24"/>
+          <w:szCs w:val="24"/>
+        </w:rPr>
+        <w:t xml:space="preserve">Kernel: </w:t>
+      </w:r>
+      <w:r>
+        <w:rPr>
+          <w:rFonts w:ascii="Courier New" w:eastAsia="Times New Roman" w:hAnsi="Courier New" w:cs="Courier New"/>
+          <w:sz w:val="20"/>
+          <w:szCs w:val="20"/>
+        </w:rPr>
+        <w:t>(5,5)</w:t>
+      </w:r>
+    </w:p>
+    <w:p>
+      <w:pPr>
+        <w:numPr>
+          <w:ilvl w:val="0"/>
+          <w:numId w:val="9"/>
+        </w:numPr>
+        <w:spacing w:before="100" w:beforeAutospacing="1" w:after="100" w:afterAutospacing="1" w:line="240" w:lineRule="auto"/>
+        <w:rPr>
+          <w:rFonts w:ascii="Times New Roman" w:eastAsia="Times New Roman" w:hAnsi="Times New Roman" w:cs="Times New Roman"/>
+          <w:sz w:val="24"/>
+          <w:szCs w:val="24"/>
+        </w:rPr>
+      </w:pPr>
+      <w:r>
+        <w:rPr>
+          <w:rFonts w:ascii="Times New Roman" w:eastAsia="Times New Roman" w:hAnsi="Times New Roman" w:cs="Times New Roman"/>
+          <w:sz w:val="24"/>
+          <w:szCs w:val="24"/>
+        </w:rPr>
+        <w:t>σ = 0</w:t>
+      </w:r>
+    </w:p>
+    <w:p>
+      <w:pPr>
+        <w:spacing w:after="0" w:line="240" w:lineRule="auto"/>
+        <w:rPr>
+          <w:rFonts w:ascii="Times New Roman" w:eastAsia="Times New Roman" w:hAnsi="Times New Roman" w:cs="Times New Roman"/>
+          <w:sz w:val="24"/>
+          <w:szCs w:val="24"/>
+        </w:rPr>
+      </w:pPr>
+      <w:r>
+        <w:rPr>
+          <w:rFonts w:ascii="Times New Roman" w:eastAsia="Times New Roman" w:hAnsi="Times New Roman" w:cs="Times New Roman"/>
+          <w:sz w:val="24"/>
+          <w:szCs w:val="24"/>
+        </w:rPr>
+        <w:lastRenderedPageBreak/>
+        <w:pict w14:anchorId="27B66E7E">
+          <v:rect id="_x0000_i1029" style="width:0;height:1.5pt" o:hralign="center" o:hrstd="t" o:hr="t" fillcolor="#a0a0a0" stroked="f"/>
+        </w:pict>
+      </w:r>
+    </w:p>
+    <w:p>
+      <w:pPr>
+        <w:spacing w:before="100" w:beforeAutospacing="1" w:after="100" w:afterAutospacing="1" w:line="240" w:lineRule="auto"/>
+        <w:outlineLvl w:val="1"/>
+        <w:rPr>
+          <w:rFonts w:ascii="Times New Roman" w:eastAsia="Times New Roman" w:hAnsi="Times New Roman" w:cs="Times New Roman"/>
+          <w:b/>
+          <w:bCs/>
+          <w:sz w:val="36"/>
+          <w:szCs w:val="36"/>
+        </w:rPr>
+      </w:pPr>
+      <w:r>
+        <w:rPr>
+          <w:rFonts w:ascii="Times New Roman" w:eastAsia="Times New Roman" w:hAnsi="Times New Roman" w:cs="Times New Roman"/>
+          <w:b/>
+          <w:bCs/>
+          <w:sz w:val="36"/>
+          <w:szCs w:val="36"/>
+        </w:rPr>
+        <w:t>6. Defense – Results</w:t>
+      </w:r>
+    </w:p>
+    <w:p>
+      <w:pPr>
+        <w:spacing w:before="100" w:beforeAutospacing="1" w:after="100" w:afterAutospacing="1" w:line="240" w:lineRule="auto"/>
+        <w:rPr>
+          <w:rFonts w:ascii="Times New Roman" w:eastAsia="Times New Roman" w:hAnsi="Times New Roman" w:cs="Times New Roman"/>
+          <w:sz w:val="24"/>
+          <w:szCs w:val="24"/>
+        </w:rPr>
+      </w:pPr>
+      <w:r>
+        <w:rPr>
+          <w:rFonts w:ascii="Times New Roman" w:eastAsia="Times New Roman" w:hAnsi="Times New Roman" w:cs="Times New Roman"/>
+          <w:sz w:val="24"/>
+          <w:szCs w:val="24"/>
+        </w:rPr>
+        <w:t>Example:</w:t>
       </w:r>
     </w:p>
     <w:p>
@@ -605,32 +1483,73 @@
           <w:sz w:val="20"/>
           <w:szCs w:val="20"/>
         </w:rPr>
-        <w:t>adv_image = original_image + epsilon * sign(gradient)</w:t>
-      </w:r>
-    </w:p>
-    <w:p>
-      <w:pPr>
-        <w:spacing w:before="100" w:beforeAutospacing="1" w:after="100" w:afterAutospacing="1" w:line="240" w:lineRule="auto"/>
-        <w:rPr>
-          <w:rFonts w:ascii="Times New Roman" w:eastAsia="Times New Roman" w:hAnsi="Times New Roman" w:cs="Times New Roman"/>
-          <w:sz w:val="24"/>
-          <w:szCs w:val="24"/>
-        </w:rPr>
-      </w:pPr>
-      <w:r>
-        <w:rPr>
-          <w:rFonts w:ascii="Times New Roman" w:eastAsia="Times New Roman" w:hAnsi="Times New Roman" w:cs="Times New Roman"/>
-          <w:sz w:val="24"/>
-          <w:szCs w:val="24"/>
-        </w:rPr>
-        <w:t>In this test:</w:t>
+        <w:t>Adversarial Prediction: 0.9629</w:t>
+      </w:r>
+    </w:p>
+    <w:p>
+      <w:pPr>
+        <w:tabs>
+          <w:tab w:val="left" w:pos="916"/>
+          <w:tab w:val="left" w:pos="1832"/>
+          <w:tab w:val="left" w:pos="2748"/>
+          <w:tab w:val="left" w:pos="3664"/>
+          <w:tab w:val="left" w:pos="4580"/>
+          <w:tab w:val="left" w:pos="5496"/>
+          <w:tab w:val="left" w:pos="6412"/>
+          <w:tab w:val="left" w:pos="7328"/>
+          <w:tab w:val="left" w:pos="8244"/>
+          <w:tab w:val="left" w:pos="9160"/>
+          <w:tab w:val="left" w:pos="10076"/>
+          <w:tab w:val="left" w:pos="10992"/>
+          <w:tab w:val="left" w:pos="11908"/>
+          <w:tab w:val="left" w:pos="12824"/>
+          <w:tab w:val="left" w:pos="13740"/>
+          <w:tab w:val="left" w:pos="14656"/>
+        </w:tabs>
+        <w:spacing w:after="0" w:line="240" w:lineRule="auto"/>
+        <w:rPr>
+          <w:rFonts w:ascii="Courier New" w:eastAsia="Times New Roman" w:hAnsi="Courier New" w:cs="Courier New"/>
+          <w:sz w:val="20"/>
+          <w:szCs w:val="20"/>
+        </w:rPr>
+      </w:pPr>
+      <w:r>
+        <w:rPr>
+          <w:rFonts w:ascii="Courier New" w:eastAsia="Times New Roman" w:hAnsi="Courier New" w:cs="Courier New"/>
+          <w:sz w:val="20"/>
+          <w:szCs w:val="20"/>
+        </w:rPr>
+        <w:t>Defense Prediction:     0.8126</w:t>
+      </w:r>
+    </w:p>
+    <w:p>
+      <w:pPr>
+        <w:spacing w:before="100" w:beforeAutospacing="1" w:after="100" w:afterAutospacing="1" w:line="240" w:lineRule="auto"/>
+        <w:outlineLvl w:val="2"/>
+        <w:rPr>
+          <w:rFonts w:ascii="Times New Roman" w:eastAsia="Times New Roman" w:hAnsi="Times New Roman" w:cs="Times New Roman"/>
+          <w:b/>
+          <w:bCs/>
+          <w:sz w:val="27"/>
+          <w:szCs w:val="27"/>
+        </w:rPr>
+      </w:pPr>
+      <w:r>
+        <w:rPr>
+          <w:rFonts w:ascii="Times New Roman" w:eastAsia="Times New Roman" w:hAnsi="Times New Roman" w:cs="Times New Roman"/>
+          <w:b/>
+          <w:bCs/>
+          <w:sz w:val="27"/>
+          <w:szCs w:val="27"/>
+        </w:rPr>
+        <w:t>Interpretation</w:t>
       </w:r>
     </w:p>
     <w:p>
       <w:pPr>
         <w:numPr>
           <w:ilvl w:val="0"/>
-          <w:numId w:val="2"/>
+          <w:numId w:val="10"/>
         </w:numPr>
         <w:spacing w:before="100" w:beforeAutospacing="1" w:after="100" w:afterAutospacing="1" w:line="240" w:lineRule="auto"/>
         <w:rPr>
@@ -642,20 +1561,54 @@
       <w:r>
         <w:rPr>
           <w:rFonts w:ascii="Times New Roman" w:eastAsia="Times New Roman" w:hAnsi="Times New Roman" w:cs="Times New Roman"/>
-          <w:b/>
-          <w:bCs/>
-          <w:sz w:val="24"/>
-          <w:szCs w:val="24"/>
-        </w:rPr>
-        <w:t>Epsilon = 0.05</w:t>
-      </w:r>
-      <w:r>
-        <w:rPr>
-          <w:rFonts w:ascii="Times New Roman" w:eastAsia="Times New Roman" w:hAnsi="Times New Roman" w:cs="Times New Roman"/>
-          <w:sz w:val="24"/>
-          <w:szCs w:val="24"/>
-        </w:rPr>
-        <w:t xml:space="preserve"> (small noise)</w:t>
+          <w:sz w:val="24"/>
+          <w:szCs w:val="24"/>
+        </w:rPr>
+        <w:t>Defense reduces the effect of adversarial perturbations</w:t>
+      </w:r>
+    </w:p>
+    <w:p>
+      <w:pPr>
+        <w:numPr>
+          <w:ilvl w:val="0"/>
+          <w:numId w:val="10"/>
+        </w:numPr>
+        <w:spacing w:before="100" w:beforeAutospacing="1" w:after="100" w:afterAutospacing="1" w:line="240" w:lineRule="auto"/>
+        <w:rPr>
+          <w:rFonts w:ascii="Times New Roman" w:eastAsia="Times New Roman" w:hAnsi="Times New Roman" w:cs="Times New Roman"/>
+          <w:sz w:val="24"/>
+          <w:szCs w:val="24"/>
+        </w:rPr>
+      </w:pPr>
+      <w:r>
+        <w:rPr>
+          <w:rFonts w:ascii="Times New Roman" w:eastAsia="Times New Roman" w:hAnsi="Times New Roman" w:cs="Times New Roman"/>
+          <w:sz w:val="24"/>
+          <w:szCs w:val="24"/>
+        </w:rPr>
+        <w:t>Prediction shifts closer to original model behavior</w:t>
+      </w:r>
+    </w:p>
+    <w:p>
+      <w:pPr>
+        <w:numPr>
+          <w:ilvl w:val="0"/>
+          <w:numId w:val="10"/>
+        </w:numPr>
+        <w:spacing w:before="100" w:beforeAutospacing="1" w:after="100" w:afterAutospacing="1" w:line="240" w:lineRule="auto"/>
+        <w:rPr>
+          <w:rFonts w:ascii="Times New Roman" w:eastAsia="Times New Roman" w:hAnsi="Times New Roman" w:cs="Times New Roman"/>
+          <w:sz w:val="24"/>
+          <w:szCs w:val="24"/>
+        </w:rPr>
+      </w:pPr>
+      <w:r>
+        <w:rPr>
+          <w:rFonts w:ascii="Times New Roman" w:eastAsia="Times New Roman" w:hAnsi="Times New Roman" w:cs="Times New Roman"/>
+          <w:sz w:val="24"/>
+          <w:szCs w:val="24"/>
+        </w:rPr>
+        <w:t>Not a perfect fix, but improves robustness</w:t>
       </w:r>
     </w:p>
     <w:p>
@@ -673,8 +1626,8 @@
           <w:sz w:val="24"/>
           <w:szCs w:val="24"/>
         </w:rPr>
-        <w:pict w14:anchorId="2D33B9A8">
-          <v:rect id="_x0000_i1028" style="width:0;height:1.5pt" o:hralign="center" o:hrstd="t" o:hr="t" fillcolor="#a0a0a0" stroked="f"/>
+        <w:pict w14:anchorId="1CB9A015">
+          <v:rect id="_x0000_i1030" style="width:0;height:1.5pt" o:hralign="center" o:hrstd="t" o:hr="t" fillcolor="#a0a0a0" stroked="f"/>
         </w:pict>
       </w:r>
     </w:p>
@@ -698,115 +1651,7 @@
           <w:sz w:val="36"/>
           <w:szCs w:val="36"/>
         </w:rPr>
-        <w:lastRenderedPageBreak/>
-        <w:t>4. Results</w:t>
-      </w:r>
-    </w:p>
-    <w:p>
-      <w:pPr>
-        <w:numPr>
-          <w:ilvl w:val="0"/>
-          <w:numId w:val="3"/>
-        </w:numPr>
-        <w:spacing w:before="100" w:beforeAutospacing="1" w:after="100" w:afterAutospacing="1" w:line="240" w:lineRule="auto"/>
-        <w:rPr>
-          <w:rFonts w:ascii="Times New Roman" w:eastAsia="Times New Roman" w:hAnsi="Times New Roman" w:cs="Times New Roman"/>
-          <w:sz w:val="24"/>
-          <w:szCs w:val="24"/>
-        </w:rPr>
-      </w:pPr>
-      <w:r>
-        <w:rPr>
-          <w:rFonts w:ascii="Times New Roman" w:eastAsia="Times New Roman" w:hAnsi="Times New Roman" w:cs="Times New Roman"/>
-          <w:sz w:val="24"/>
-          <w:szCs w:val="24"/>
-        </w:rPr>
-        <w:t>The model predicted the original image correctly.</w:t>
-      </w:r>
-    </w:p>
-    <w:p>
-      <w:pPr>
-        <w:numPr>
-          <w:ilvl w:val="0"/>
-          <w:numId w:val="3"/>
-        </w:numPr>
-        <w:spacing w:before="100" w:beforeAutospacing="1" w:after="100" w:afterAutospacing="1" w:line="240" w:lineRule="auto"/>
-        <w:rPr>
-          <w:rFonts w:ascii="Times New Roman" w:eastAsia="Times New Roman" w:hAnsi="Times New Roman" w:cs="Times New Roman"/>
-          <w:sz w:val="24"/>
-          <w:szCs w:val="24"/>
-        </w:rPr>
-      </w:pPr>
-      <w:r>
-        <w:rPr>
-          <w:rFonts w:ascii="Times New Roman" w:eastAsia="Times New Roman" w:hAnsi="Times New Roman" w:cs="Times New Roman"/>
-          <w:sz w:val="24"/>
-          <w:szCs w:val="24"/>
-        </w:rPr>
-        <w:t>After adding a small adversarial noise, the model changed its prediction.</w:t>
-      </w:r>
-    </w:p>
-    <w:p>
-      <w:pPr>
-        <w:numPr>
-          <w:ilvl w:val="0"/>
-          <w:numId w:val="3"/>
-        </w:numPr>
-        <w:spacing w:before="100" w:beforeAutospacing="1" w:after="100" w:afterAutospacing="1" w:line="240" w:lineRule="auto"/>
-        <w:rPr>
-          <w:rFonts w:ascii="Times New Roman" w:eastAsia="Times New Roman" w:hAnsi="Times New Roman" w:cs="Times New Roman"/>
-          <w:sz w:val="24"/>
-          <w:szCs w:val="24"/>
-        </w:rPr>
-      </w:pPr>
-      <w:r>
-        <w:rPr>
-          <w:rFonts w:ascii="Times New Roman" w:eastAsia="Times New Roman" w:hAnsi="Times New Roman" w:cs="Times New Roman"/>
-          <w:sz w:val="24"/>
-          <w:szCs w:val="24"/>
-        </w:rPr>
-        <w:t xml:space="preserve">This means the attack was </w:t>
-      </w:r>
-      <w:r>
-        <w:rPr>
-          <w:rFonts w:ascii="Times New Roman" w:eastAsia="Times New Roman" w:hAnsi="Times New Roman" w:cs="Times New Roman"/>
-          <w:b/>
-          <w:bCs/>
-          <w:sz w:val="24"/>
-          <w:szCs w:val="24"/>
-        </w:rPr>
-        <w:t>successful</w:t>
-      </w:r>
-      <w:r>
-        <w:rPr>
-          <w:rFonts w:ascii="Times New Roman" w:eastAsia="Times New Roman" w:hAnsi="Times New Roman" w:cs="Times New Roman"/>
-          <w:sz w:val="24"/>
-          <w:szCs w:val="24"/>
-        </w:rPr>
-        <w:t>.</w:t>
-      </w:r>
-    </w:p>
-    <w:p>
-      <w:pPr>
-        <w:spacing w:before="100" w:beforeAutospacing="1" w:after="100" w:afterAutospacing="1" w:line="240" w:lineRule="auto"/>
-        <w:outlineLvl w:val="2"/>
-        <w:rPr>
-          <w:rFonts w:ascii="Times New Roman" w:eastAsia="Times New Roman" w:hAnsi="Times New Roman" w:cs="Times New Roman"/>
-          <w:b/>
-          <w:bCs/>
-          <w:sz w:val="27"/>
-          <w:szCs w:val="27"/>
-        </w:rPr>
-      </w:pPr>
-      <w:r>
-        <w:rPr>
-          <w:rFonts w:ascii="Times New Roman" w:eastAsia="Times New Roman" w:hAnsi="Times New Roman" w:cs="Times New Roman"/>
-          <w:b/>
-          <w:bCs/>
-          <w:sz w:val="27"/>
-          <w:szCs w:val="27"/>
-        </w:rPr>
-        <w:t>Prediction Summary</w:t>
+        <w:t>7. Conclusion</w:t>
       </w:r>
     </w:p>
     <w:tbl>
@@ -822,8 +1667,8 @@
         <w:tblLook w:val="04A0" w:firstRow="1" w:lastRow="0" w:firstColumn="1" w:lastColumn="0" w:noHBand="0" w:noVBand="1"/>
       </w:tblPr>
       <w:tblGrid>
-        <w:gridCol w:w="1855"/>
-        <w:gridCol w:w="1669"/>
+        <w:gridCol w:w="2255"/>
+        <w:gridCol w:w="5168"/>
       </w:tblGrid>
       <w:tr>
         <w:trPr>
@@ -856,7 +1701,7 @@
                 <w:sz w:val="24"/>
                 <w:szCs w:val="24"/>
               </w:rPr>
-              <w:t>Image Type</w:t>
+              <w:t>Stage</w:t>
             </w:r>
           </w:p>
         </w:tc>
@@ -886,7 +1731,7 @@
                 <w:sz w:val="24"/>
                 <w:szCs w:val="24"/>
               </w:rPr>
-              <w:t>Predicted Class</w:t>
+              <w:t>Result</w:t>
             </w:r>
           </w:p>
         </w:tc>
@@ -913,10 +1758,12 @@
             <w:r>
               <w:rPr>
                 <w:rFonts w:ascii="Times New Roman" w:eastAsia="Times New Roman" w:hAnsi="Times New Roman" w:cs="Times New Roman"/>
+                <w:b/>
+                <w:bCs/>
                 <w:sz w:val="24"/>
                 <w:szCs w:val="24"/>
               </w:rPr>
-              <w:t>Original Image</w:t>
+              <w:t>One-Pixel Attack</w:t>
             </w:r>
           </w:p>
         </w:tc>
@@ -941,7 +1788,7 @@
                 <w:sz w:val="24"/>
                 <w:szCs w:val="24"/>
               </w:rPr>
-              <w:t>def_front</w:t>
+              <w:t>Highly successful — model tricked with only 1 pixel</w:t>
             </w:r>
           </w:p>
         </w:tc>
@@ -968,10 +1815,12 @@
             <w:r>
               <w:rPr>
                 <w:rFonts w:ascii="Times New Roman" w:eastAsia="Times New Roman" w:hAnsi="Times New Roman" w:cs="Times New Roman"/>
+                <w:b/>
+                <w:bCs/>
                 <w:sz w:val="24"/>
                 <w:szCs w:val="24"/>
               </w:rPr>
-              <w:t>Adversarial Image</w:t>
+              <w:t>Gaussian Defense</w:t>
             </w:r>
           </w:p>
         </w:tc>
@@ -996,7 +1845,7 @@
                 <w:sz w:val="24"/>
                 <w:szCs w:val="24"/>
               </w:rPr>
-              <w:t>ok_front</w:t>
+              <w:t>Reduces damage but cannot fully restore prediction</w:t>
             </w:r>
           </w:p>
         </w:tc>
@@ -1023,10 +1872,12 @@
             <w:r>
               <w:rPr>
                 <w:rFonts w:ascii="Times New Roman" w:eastAsia="Times New Roman" w:hAnsi="Times New Roman" w:cs="Times New Roman"/>
+                <w:b/>
+                <w:bCs/>
                 <w:sz w:val="24"/>
                 <w:szCs w:val="24"/>
               </w:rPr>
-              <w:t>Attack Status</w:t>
+              <w:t>Weak Point of Model</w:t>
             </w:r>
           </w:p>
         </w:tc>
@@ -1051,7 +1902,7 @@
                 <w:sz w:val="24"/>
                 <w:szCs w:val="24"/>
               </w:rPr>
-              <w:t>SUCCESS</w:t>
+              <w:t>Images with prediction 0.30–0.70 (boundary region)</w:t>
             </w:r>
           </w:p>
         </w:tc>
@@ -1059,302 +1910,15 @@
     </w:tbl>
     <w:p>
       <w:pPr>
-        <w:spacing w:after="0" w:line="240" w:lineRule="auto"/>
-        <w:rPr>
-          <w:rFonts w:ascii="Times New Roman" w:eastAsia="Times New Roman" w:hAnsi="Times New Roman" w:cs="Times New Roman"/>
-          <w:sz w:val="24"/>
-          <w:szCs w:val="24"/>
-        </w:rPr>
-      </w:pPr>
-      <w:r>
-        <w:rPr>
-          <w:rFonts w:ascii="Times New Roman" w:eastAsia="Times New Roman" w:hAnsi="Times New Roman" w:cs="Times New Roman"/>
-          <w:sz w:val="24"/>
-          <w:szCs w:val="24"/>
-        </w:rPr>
-        <w:pict w14:anchorId="34662D8F">
-          <v:rect id="_x0000_i1029" style="width:0;height:1.5pt" o:hralign="center" o:hrstd="t" o:hr="t" fillcolor="#a0a0a0" stroked="f"/>
-        </w:pict>
-      </w:r>
-    </w:p>
-    <w:p>
-      <w:pPr>
-        <w:spacing w:before="100" w:beforeAutospacing="1" w:after="100" w:afterAutospacing="1" w:line="240" w:lineRule="auto"/>
-        <w:outlineLvl w:val="1"/>
-        <w:rPr>
-          <w:rFonts w:ascii="Times New Roman" w:eastAsia="Times New Roman" w:hAnsi="Times New Roman" w:cs="Times New Roman"/>
-          <w:b/>
-          <w:bCs/>
-          <w:sz w:val="36"/>
-          <w:szCs w:val="36"/>
-        </w:rPr>
-      </w:pPr>
-      <w:r>
-        <w:rPr>
-          <w:rFonts w:ascii="Times New Roman" w:eastAsia="Times New Roman" w:hAnsi="Times New Roman" w:cs="Times New Roman"/>
-          <w:b/>
-          <w:bCs/>
-          <w:sz w:val="36"/>
-          <w:szCs w:val="36"/>
-        </w:rPr>
-        <w:t>5. Conclusion</w:t>
-      </w:r>
-    </w:p>
-    <w:p>
-      <w:pPr>
-        <w:spacing w:before="100" w:beforeAutospacing="1" w:after="100" w:afterAutospacing="1" w:line="240" w:lineRule="auto"/>
-        <w:rPr>
-          <w:rFonts w:ascii="Times New Roman" w:eastAsia="Times New Roman" w:hAnsi="Times New Roman" w:cs="Times New Roman"/>
-          <w:sz w:val="24"/>
-          <w:szCs w:val="24"/>
-        </w:rPr>
-      </w:pPr>
-      <w:r>
-        <w:rPr>
-          <w:rFonts w:ascii="Times New Roman" w:eastAsia="Times New Roman" w:hAnsi="Times New Roman" w:cs="Times New Roman"/>
-          <w:sz w:val="24"/>
-          <w:szCs w:val="24"/>
-        </w:rPr>
-        <w:t xml:space="preserve">This experiment shows that the model is </w:t>
-      </w:r>
-      <w:r>
-        <w:rPr>
-          <w:rFonts w:ascii="Times New Roman" w:eastAsia="Times New Roman" w:hAnsi="Times New Roman" w:cs="Times New Roman"/>
-          <w:b/>
-          <w:bCs/>
-          <w:sz w:val="24"/>
-          <w:szCs w:val="24"/>
-        </w:rPr>
-        <w:t>vulnerable to adversarial attacks</w:t>
-      </w:r>
-      <w:r>
-        <w:rPr>
-          <w:rFonts w:ascii="Times New Roman" w:eastAsia="Times New Roman" w:hAnsi="Times New Roman" w:cs="Times New Roman"/>
-          <w:sz w:val="24"/>
-          <w:szCs w:val="24"/>
-        </w:rPr>
-        <w:t>.</w:t>
-      </w:r>
-      <w:r>
-        <w:rPr>
-          <w:rFonts w:ascii="Times New Roman" w:eastAsia="Times New Roman" w:hAnsi="Times New Roman" w:cs="Times New Roman"/>
-          <w:sz w:val="24"/>
-          <w:szCs w:val="24"/>
-        </w:rPr>
-        <w:br/>
-        <w:t>Even a very small and invisible perturbation (epsilon = 0.05) can trick the model into making a wrong prediction.</w:t>
-      </w:r>
-    </w:p>
-    <w:p>
-      <w:pPr>
-        <w:spacing w:before="100" w:beforeAutospacing="1" w:after="100" w:afterAutospacing="1" w:line="240" w:lineRule="auto"/>
-        <w:rPr>
-          <w:rFonts w:ascii="Times New Roman" w:eastAsia="Times New Roman" w:hAnsi="Times New Roman" w:cs="Times New Roman"/>
-          <w:sz w:val="24"/>
-          <w:szCs w:val="24"/>
-        </w:rPr>
-      </w:pPr>
-      <w:r>
-        <w:rPr>
-          <w:rFonts w:ascii="Times New Roman" w:eastAsia="Times New Roman" w:hAnsi="Times New Roman" w:cs="Times New Roman"/>
-          <w:sz w:val="24"/>
-          <w:szCs w:val="24"/>
-        </w:rPr>
-        <w:t>This demonstrates the importance of:</w:t>
-      </w:r>
-    </w:p>
-    <w:p>
-      <w:pPr>
-        <w:numPr>
-          <w:ilvl w:val="0"/>
-          <w:numId w:val="4"/>
-        </w:numPr>
-        <w:spacing w:before="100" w:beforeAutospacing="1" w:after="100" w:afterAutospacing="1" w:line="240" w:lineRule="auto"/>
-        <w:rPr>
-          <w:rFonts w:ascii="Times New Roman" w:eastAsia="Times New Roman" w:hAnsi="Times New Roman" w:cs="Times New Roman"/>
-          <w:sz w:val="24"/>
-          <w:szCs w:val="24"/>
-        </w:rPr>
-      </w:pPr>
-      <w:r>
-        <w:rPr>
-          <w:rFonts w:ascii="Times New Roman" w:eastAsia="Times New Roman" w:hAnsi="Times New Roman" w:cs="Times New Roman"/>
-          <w:sz w:val="24"/>
-          <w:szCs w:val="24"/>
-        </w:rPr>
-        <w:t>Adversarial training</w:t>
-      </w:r>
-    </w:p>
-    <w:p>
-      <w:pPr>
-        <w:numPr>
-          <w:ilvl w:val="0"/>
-          <w:numId w:val="4"/>
-        </w:numPr>
-        <w:spacing w:before="100" w:beforeAutospacing="1" w:after="100" w:afterAutospacing="1" w:line="240" w:lineRule="auto"/>
-        <w:rPr>
-          <w:rFonts w:ascii="Times New Roman" w:eastAsia="Times New Roman" w:hAnsi="Times New Roman" w:cs="Times New Roman"/>
-          <w:sz w:val="24"/>
-          <w:szCs w:val="24"/>
-        </w:rPr>
-      </w:pPr>
-      <w:r>
-        <w:rPr>
-          <w:rFonts w:ascii="Times New Roman" w:eastAsia="Times New Roman" w:hAnsi="Times New Roman" w:cs="Times New Roman"/>
-          <w:sz w:val="24"/>
-          <w:szCs w:val="24"/>
-        </w:rPr>
-        <w:t>Model robustness evaluation</w:t>
-      </w:r>
-    </w:p>
-    <w:p>
-      <w:pPr>
-        <w:numPr>
-          <w:ilvl w:val="0"/>
-          <w:numId w:val="4"/>
-        </w:numPr>
-        <w:spacing w:before="100" w:beforeAutospacing="1" w:after="100" w:afterAutospacing="1" w:line="240" w:lineRule="auto"/>
-        <w:rPr>
-          <w:rFonts w:ascii="Times New Roman" w:eastAsia="Times New Roman" w:hAnsi="Times New Roman" w:cs="Times New Roman"/>
-          <w:sz w:val="24"/>
-          <w:szCs w:val="24"/>
-        </w:rPr>
-      </w:pPr>
-      <w:r>
-        <w:rPr>
-          <w:rFonts w:ascii="Times New Roman" w:eastAsia="Times New Roman" w:hAnsi="Times New Roman" w:cs="Times New Roman"/>
-          <w:sz w:val="24"/>
-          <w:szCs w:val="24"/>
-        </w:rPr>
-        <w:t>Security testing in machine learning systems</w:t>
-      </w:r>
-    </w:p>
-    <w:p>
-      <w:pPr>
-        <w:spacing w:after="0" w:line="240" w:lineRule="auto"/>
-        <w:rPr>
-          <w:rFonts w:ascii="Times New Roman" w:eastAsia="Times New Roman" w:hAnsi="Times New Roman" w:cs="Times New Roman"/>
-          <w:sz w:val="24"/>
-          <w:szCs w:val="24"/>
-        </w:rPr>
-      </w:pPr>
-      <w:r>
-        <w:rPr>
-          <w:rFonts w:ascii="Times New Roman" w:eastAsia="Times New Roman" w:hAnsi="Times New Roman" w:cs="Times New Roman"/>
-          <w:sz w:val="24"/>
-          <w:szCs w:val="24"/>
-        </w:rPr>
-        <w:pict w14:anchorId="4EEEA462">
-          <v:rect id="_x0000_i1030" style="width:0;height:1.5pt" o:hralign="center" o:hrstd="t" o:hr="t" fillcolor="#a0a0a0" stroked="f"/>
-        </w:pict>
-      </w:r>
-    </w:p>
-    <w:p>
-      <w:pPr>
-        <w:spacing w:before="100" w:beforeAutospacing="1" w:after="100" w:afterAutospacing="1" w:line="240" w:lineRule="auto"/>
-        <w:outlineLvl w:val="1"/>
-        <w:rPr>
-          <w:rFonts w:ascii="Times New Roman" w:eastAsia="Times New Roman" w:hAnsi="Times New Roman" w:cs="Times New Roman"/>
-          <w:b/>
-          <w:bCs/>
-          <w:sz w:val="36"/>
-          <w:szCs w:val="36"/>
-        </w:rPr>
-      </w:pPr>
-      <w:r>
-        <w:rPr>
-          <w:rFonts w:ascii="Times New Roman" w:eastAsia="Times New Roman" w:hAnsi="Times New Roman" w:cs="Times New Roman"/>
-          <w:b/>
-          <w:bCs/>
-          <w:sz w:val="36"/>
-          <w:szCs w:val="36"/>
-        </w:rPr>
-        <w:t>6. Files Produced</w:t>
-      </w:r>
-    </w:p>
-    <w:p>
-      <w:pPr>
-        <w:spacing w:before="100" w:beforeAutospacing="1" w:after="100" w:afterAutospacing="1" w:line="240" w:lineRule="auto"/>
-        <w:rPr>
-          <w:rFonts w:ascii="Times New Roman" w:eastAsia="Times New Roman" w:hAnsi="Times New Roman" w:cs="Times New Roman"/>
-          <w:sz w:val="24"/>
-          <w:szCs w:val="24"/>
-        </w:rPr>
-      </w:pPr>
-      <w:r>
-        <w:rPr>
-          <w:rFonts w:ascii="Times New Roman" w:eastAsia="Times New Roman" w:hAnsi="Times New Roman" w:cs="Times New Roman"/>
-          <w:sz w:val="24"/>
-          <w:szCs w:val="24"/>
-        </w:rPr>
-        <w:t>The attack generated:</w:t>
-      </w:r>
-    </w:p>
-    <w:p>
-      <w:pPr>
-        <w:numPr>
-          <w:ilvl w:val="0"/>
-          <w:numId w:val="5"/>
-        </w:numPr>
-        <w:spacing w:before="100" w:beforeAutospacing="1" w:after="100" w:afterAutospacing="1" w:line="240" w:lineRule="auto"/>
-        <w:rPr>
-          <w:rFonts w:ascii="Times New Roman" w:eastAsia="Times New Roman" w:hAnsi="Times New Roman" w:cs="Times New Roman"/>
-          <w:sz w:val="24"/>
-          <w:szCs w:val="24"/>
-        </w:rPr>
-      </w:pPr>
-      <w:r>
-        <w:rPr>
-          <w:rFonts w:ascii="Times New Roman" w:eastAsia="Times New Roman" w:hAnsi="Times New Roman" w:cs="Times New Roman"/>
-          <w:b/>
-          <w:bCs/>
-          <w:sz w:val="24"/>
-          <w:szCs w:val="24"/>
-        </w:rPr>
-        <w:t>attack_output.png</w:t>
-      </w:r>
-      <w:r>
-        <w:rPr>
-          <w:rFonts w:ascii="Times New Roman" w:eastAsia="Times New Roman" w:hAnsi="Times New Roman" w:cs="Times New Roman"/>
-          <w:sz w:val="24"/>
-          <w:szCs w:val="24"/>
-        </w:rPr>
-        <w:t xml:space="preserve"> → comparison image</w:t>
-      </w:r>
-    </w:p>
-    <w:p>
-      <w:pPr>
-        <w:numPr>
-          <w:ilvl w:val="0"/>
-          <w:numId w:val="5"/>
-        </w:numPr>
-        <w:spacing w:before="100" w:beforeAutospacing="1" w:after="100" w:afterAutospacing="1" w:line="240" w:lineRule="auto"/>
-        <w:rPr>
-          <w:rFonts w:ascii="Times New Roman" w:eastAsia="Times New Roman" w:hAnsi="Times New Roman" w:cs="Times New Roman"/>
-          <w:sz w:val="24"/>
-          <w:szCs w:val="24"/>
-        </w:rPr>
-      </w:pPr>
-      <w:r>
-        <w:rPr>
-          <w:rFonts w:ascii="Times New Roman" w:eastAsia="Times New Roman" w:hAnsi="Times New Roman" w:cs="Times New Roman"/>
-          <w:b/>
-          <w:bCs/>
-          <w:sz w:val="24"/>
-          <w:szCs w:val="24"/>
-        </w:rPr>
-        <w:t>attack_result.txt</w:t>
-      </w:r>
-      <w:r>
-        <w:rPr>
-          <w:rFonts w:ascii="Times New Roman" w:eastAsia="Times New Roman" w:hAnsi="Times New Roman" w:cs="Times New Roman"/>
-          <w:sz w:val="24"/>
-          <w:szCs w:val="24"/>
-        </w:rPr>
-        <w:t xml:space="preserve"> → attack result summary</w:t>
-      </w:r>
-    </w:p>
-    <w:p/>
+        <w:rPr>
+          <w:b/>
+          <w:bCs/>
+          <w:color w:val="70AD47" w:themeColor="accent6"/>
+          <w:sz w:val="40"/>
+          <w:szCs w:val="40"/>
+        </w:rPr>
+      </w:pPr>
+    </w:p>
     <w:sectPr>
       <w:pgSz w:w="12240" w:h="15840"/>
       <w:pgMar w:top="1440" w:right="1440" w:bottom="1440" w:left="1440" w:header="720" w:footer="720" w:gutter="0"/>
@@ -1368,9 +1932,9 @@
 <file path=word/numbering.xml><?xml version="1.0" encoding="utf-8"?>
 <w:numbering xmlns:wpc="http://schemas.microsoft.com/office/word/2010/wordprocessingCanvas" xmlns:cx="http://schemas.microsoft.com/office/drawing/2014/chartex" xmlns:cx1="http://schemas.microsoft.com/office/drawing/2015/9/8/chartex" xmlns:cx2="http://schemas.microsoft.com/office/drawing/2015/10/21/chartex" xmlns:cx3="http://schemas.microsoft.com/office/drawing/2016/5/9/chartex" xmlns:cx4="http://schemas.microsoft.com/office/drawing/2016/5/10/chartex" xmlns:cx5="http://schemas.microsoft.com/office/drawing/2016/5/11/chartex" xmlns:cx6="http://schemas.microsoft.com/office/drawing/2016/5/12/chartex" xmlns:cx7="http://schemas.microsoft.com/office/drawing/2016/5/13/chartex" xmlns:cx8="http://schemas.microsoft.com/office/drawing/2016/5/14/chartex" xmlns:mc="http://schemas.openxmlformats.org/markup-compatibility/2006" xmlns:aink="http://schemas.microsoft.com/office/drawing/2016/ink" xmlns:am3d="http://schemas.microsoft.com/office/drawing/2017/model3d" xmlns:o="urn:schemas-microsoft-com:office:office" xmlns:r="http://schemas.openxmlformats.org/officeDocument/2006/relationships" xmlns:m="http://schemas.openxmlformats.org/officeDocument/2006/math" xmlns:v="urn:schemas-microsoft-com:vml" xmlns:wp14="http://schemas.microsoft.com/office/word/2010/wordprocessingDrawing" xmlns:wp="http://schemas.openxmlformats.org/drawingml/2006/wordprocessingDrawing" xmlns:w10="urn:schemas-microsoft-com:office:word" xmlns:w="http://schemas.openxmlformats.org/wordprocessingml/2006/main" xmlns:w14="http://schemas.microsoft.com/office/word/2010/wordml" xmlns:w15="http://schemas.microsoft.com/office/word/2012/wordml" xmlns:w16cex="http://schemas.microsoft.com/office/word/2018/wordml/cex" xmlns:w16cid="http://schemas.microsoft.com/office/word/2016/wordml/cid" xmlns:w16="http://schemas.microsoft.com/office/word/2018/wordml" xmlns:w16se="http://schemas.microsoft.com/office/word/2015/wordml/symex" xmlns:wpg="http://schemas.microsoft.com/office/word/2010/wordprocessingGroup" xmlns:wpi="http://schemas.microsoft.com/office/word/2010/wordprocessingInk" xmlns:wne="http://schemas.microsoft.com/office/word/2006/wordml" xmlns:wps="http://schemas.microsoft.com/office/word/2010/wordprocessingShape" mc:Ignorable="w14 w15 w16se w16cid w16 w16cex wp14">
   <w:abstractNum w:abstractNumId="0" w15:restartNumberingAfterBreak="0">
-    <w:nsid w:val="374F0E36"/>
+    <w:nsid w:val="087E7B15"/>
     <w:multiLevelType w:val="multilevel"/>
-    <w:tmpl w:val="ABD471A4"/>
+    <w:tmpl w:val="2FEE0CCE"/>
     <w:lvl w:ilvl="0">
       <w:start w:val="1"/>
       <w:numFmt w:val="bullet"/>
@@ -1517,9 +2081,9 @@
     </w:lvl>
   </w:abstractNum>
   <w:abstractNum w:abstractNumId="1" w15:restartNumberingAfterBreak="0">
-    <w:nsid w:val="437D474F"/>
+    <w:nsid w:val="14DB477D"/>
     <w:multiLevelType w:val="multilevel"/>
-    <w:tmpl w:val="D8421DB6"/>
+    <w:tmpl w:val="9D1012A8"/>
     <w:lvl w:ilvl="0">
       <w:start w:val="1"/>
       <w:numFmt w:val="bullet"/>
@@ -1536,7 +2100,7 @@
         <w:sz w:val="20"/>
       </w:rPr>
     </w:lvl>
-    <w:lvl w:ilvl="1">
+    <w:lvl w:ilvl="1" w:tentative="1">
       <w:start w:val="1"/>
       <w:numFmt w:val="bullet"/>
       <w:lvlText w:val="o"/>
@@ -1666,9 +2230,9 @@
     </w:lvl>
   </w:abstractNum>
   <w:abstractNum w:abstractNumId="2" w15:restartNumberingAfterBreak="0">
-    <w:nsid w:val="66B03CDE"/>
+    <w:nsid w:val="1A3D5528"/>
     <w:multiLevelType w:val="multilevel"/>
-    <w:tmpl w:val="7D20D99A"/>
+    <w:tmpl w:val="50345A54"/>
     <w:lvl w:ilvl="0">
       <w:start w:val="1"/>
       <w:numFmt w:val="bullet"/>
@@ -1815,9 +2379,9 @@
     </w:lvl>
   </w:abstractNum>
   <w:abstractNum w:abstractNumId="3" w15:restartNumberingAfterBreak="0">
-    <w:nsid w:val="67044167"/>
+    <w:nsid w:val="33185BA2"/>
     <w:multiLevelType w:val="multilevel"/>
-    <w:tmpl w:val="A4F6E042"/>
+    <w:tmpl w:val="3A30B8E6"/>
     <w:lvl w:ilvl="0">
       <w:start w:val="1"/>
       <w:numFmt w:val="bullet"/>
@@ -1964,11 +2528,124 @@
     </w:lvl>
   </w:abstractNum>
   <w:abstractNum w:abstractNumId="4" w15:restartNumberingAfterBreak="0">
-    <w:nsid w:val="6DFA5706"/>
+    <w:nsid w:val="4512081C"/>
     <w:multiLevelType w:val="multilevel"/>
-    <w:tmpl w:val="83D65156"/>
+    <w:tmpl w:val="7682EE3C"/>
     <w:lvl w:ilvl="0">
       <w:start w:val="1"/>
+      <w:numFmt w:val="decimal"/>
+      <w:lvlText w:val="%1."/>
+      <w:lvlJc w:val="left"/>
+      <w:pPr>
+        <w:tabs>
+          <w:tab w:val="num" w:pos="720"/>
+        </w:tabs>
+        <w:ind w:left="720" w:hanging="360"/>
+      </w:pPr>
+    </w:lvl>
+    <w:lvl w:ilvl="1" w:tentative="1">
+      <w:start w:val="1"/>
+      <w:numFmt w:val="decimal"/>
+      <w:lvlText w:val="%2."/>
+      <w:lvlJc w:val="left"/>
+      <w:pPr>
+        <w:tabs>
+          <w:tab w:val="num" w:pos="1440"/>
+        </w:tabs>
+        <w:ind w:left="1440" w:hanging="360"/>
+      </w:pPr>
+    </w:lvl>
+    <w:lvl w:ilvl="2" w:tentative="1">
+      <w:start w:val="1"/>
+      <w:numFmt w:val="decimal"/>
+      <w:lvlText w:val="%3."/>
+      <w:lvlJc w:val="left"/>
+      <w:pPr>
+        <w:tabs>
+          <w:tab w:val="num" w:pos="2160"/>
+        </w:tabs>
+        <w:ind w:left="2160" w:hanging="360"/>
+      </w:pPr>
+    </w:lvl>
+    <w:lvl w:ilvl="3" w:tentative="1">
+      <w:start w:val="1"/>
+      <w:numFmt w:val="decimal"/>
+      <w:lvlText w:val="%4."/>
+      <w:lvlJc w:val="left"/>
+      <w:pPr>
+        <w:tabs>
+          <w:tab w:val="num" w:pos="2880"/>
+        </w:tabs>
+        <w:ind w:left="2880" w:hanging="360"/>
+      </w:pPr>
+    </w:lvl>
+    <w:lvl w:ilvl="4" w:tentative="1">
+      <w:start w:val="1"/>
+      <w:numFmt w:val="decimal"/>
+      <w:lvlText w:val="%5."/>
+      <w:lvlJc w:val="left"/>
+      <w:pPr>
+        <w:tabs>
+          <w:tab w:val="num" w:pos="3600"/>
+        </w:tabs>
+        <w:ind w:left="3600" w:hanging="360"/>
+      </w:pPr>
+    </w:lvl>
+    <w:lvl w:ilvl="5" w:tentative="1">
+      <w:start w:val="1"/>
+      <w:numFmt w:val="decimal"/>
+      <w:lvlText w:val="%6."/>
+      <w:lvlJc w:val="left"/>
+      <w:pPr>
+        <w:tabs>
+          <w:tab w:val="num" w:pos="4320"/>
+        </w:tabs>
+        <w:ind w:left="4320" w:hanging="360"/>
+      </w:pPr>
+    </w:lvl>
+    <w:lvl w:ilvl="6" w:tentative="1">
+      <w:start w:val="1"/>
+      <w:numFmt w:val="decimal"/>
+      <w:lvlText w:val="%7."/>
+      <w:lvlJc w:val="left"/>
+      <w:pPr>
+        <w:tabs>
+          <w:tab w:val="num" w:pos="5040"/>
+        </w:tabs>
+        <w:ind w:left="5040" w:hanging="360"/>
+      </w:pPr>
+    </w:lvl>
+    <w:lvl w:ilvl="7" w:tentative="1">
+      <w:start w:val="1"/>
+      <w:numFmt w:val="decimal"/>
+      <w:lvlText w:val="%8."/>
+      <w:lvlJc w:val="left"/>
+      <w:pPr>
+        <w:tabs>
+          <w:tab w:val="num" w:pos="5760"/>
+        </w:tabs>
+        <w:ind w:left="5760" w:hanging="360"/>
+      </w:pPr>
+    </w:lvl>
+    <w:lvl w:ilvl="8" w:tentative="1">
+      <w:start w:val="1"/>
+      <w:numFmt w:val="decimal"/>
+      <w:lvlText w:val="%9."/>
+      <w:lvlJc w:val="left"/>
+      <w:pPr>
+        <w:tabs>
+          <w:tab w:val="num" w:pos="6480"/>
+        </w:tabs>
+        <w:ind w:left="6480" w:hanging="360"/>
+      </w:pPr>
+    </w:lvl>
+  </w:abstractNum>
+  <w:abstractNum w:abstractNumId="5" w15:restartNumberingAfterBreak="0">
+    <w:nsid w:val="547B271D"/>
+    <w:multiLevelType w:val="multilevel"/>
+    <w:tmpl w:val="88A0DB42"/>
+    <w:lvl w:ilvl="0">
+      <w:start w:val="1"/>
       <w:numFmt w:val="bullet"/>
       <w:lvlText w:val=""/>
       <w:lvlJc w:val="left"/>
@@ -1984,6 +2661,602 @@
       </w:rPr>
     </w:lvl>
     <w:lvl w:ilvl="1" w:tentative="1">
+      <w:start w:val="1"/>
+      <w:numFmt w:val="bullet"/>
+      <w:lvlText w:val="o"/>
+      <w:lvlJc w:val="left"/>
+      <w:pPr>
+        <w:tabs>
+          <w:tab w:val="num" w:pos="1440"/>
+        </w:tabs>
+        <w:ind w:left="1440" w:hanging="360"/>
+      </w:pPr>
+      <w:rPr>
+        <w:rFonts w:ascii="Courier New" w:hAnsi="Courier New" w:hint="default"/>
+        <w:sz w:val="20"/>
+      </w:rPr>
+    </w:lvl>
+    <w:lvl w:ilvl="2" w:tentative="1">
+      <w:start w:val="1"/>
+      <w:numFmt w:val="bullet"/>
+      <w:lvlText w:val=""/>
+      <w:lvlJc w:val="left"/>
+      <w:pPr>
+        <w:tabs>
+          <w:tab w:val="num" w:pos="2160"/>
+        </w:tabs>
+        <w:ind w:left="2160" w:hanging="360"/>
+      </w:pPr>
+      <w:rPr>
+        <w:rFonts w:ascii="Wingdings" w:hAnsi="Wingdings" w:hint="default"/>
+        <w:sz w:val="20"/>
+      </w:rPr>
+    </w:lvl>
+    <w:lvl w:ilvl="3" w:tentative="1">
+      <w:start w:val="1"/>
+      <w:numFmt w:val="bullet"/>
+      <w:lvlText w:val=""/>
+      <w:lvlJc w:val="left"/>
+      <w:pPr>
+        <w:tabs>
+          <w:tab w:val="num" w:pos="2880"/>
+        </w:tabs>
+        <w:ind w:left="2880" w:hanging="360"/>
+      </w:pPr>
+      <w:rPr>
+        <w:rFonts w:ascii="Wingdings" w:hAnsi="Wingdings" w:hint="default"/>
+        <w:sz w:val="20"/>
+      </w:rPr>
+    </w:lvl>
+    <w:lvl w:ilvl="4" w:tentative="1">
+      <w:start w:val="1"/>
+      <w:numFmt w:val="bullet"/>
+      <w:lvlText w:val=""/>
+      <w:lvlJc w:val="left"/>
+      <w:pPr>
+        <w:tabs>
+          <w:tab w:val="num" w:pos="3600"/>
+        </w:tabs>
+        <w:ind w:left="3600" w:hanging="360"/>
+      </w:pPr>
+      <w:rPr>
+        <w:rFonts w:ascii="Wingdings" w:hAnsi="Wingdings" w:hint="default"/>
+        <w:sz w:val="20"/>
+      </w:rPr>
+    </w:lvl>
+    <w:lvl w:ilvl="5" w:tentative="1">
+      <w:start w:val="1"/>
+      <w:numFmt w:val="bullet"/>
+      <w:lvlText w:val=""/>
+      <w:lvlJc w:val="left"/>
+      <w:pPr>
+        <w:tabs>
+          <w:tab w:val="num" w:pos="4320"/>
+        </w:tabs>
+        <w:ind w:left="4320" w:hanging="360"/>
+      </w:pPr>
+      <w:rPr>
+        <w:rFonts w:ascii="Wingdings" w:hAnsi="Wingdings" w:hint="default"/>
+        <w:sz w:val="20"/>
+      </w:rPr>
+    </w:lvl>
+    <w:lvl w:ilvl="6" w:tentative="1">
+      <w:start w:val="1"/>
+      <w:numFmt w:val="bullet"/>
+      <w:lvlText w:val=""/>
+      <w:lvlJc w:val="left"/>
+      <w:pPr>
+        <w:tabs>
+          <w:tab w:val="num" w:pos="5040"/>
+        </w:tabs>
+        <w:ind w:left="5040" w:hanging="360"/>
+      </w:pPr>
+      <w:rPr>
+        <w:rFonts w:ascii="Wingdings" w:hAnsi="Wingdings" w:hint="default"/>
+        <w:sz w:val="20"/>
+      </w:rPr>
+    </w:lvl>
+    <w:lvl w:ilvl="7" w:tentative="1">
+      <w:start w:val="1"/>
+      <w:numFmt w:val="bullet"/>
+      <w:lvlText w:val=""/>
+      <w:lvlJc w:val="left"/>
+      <w:pPr>
+        <w:tabs>
+          <w:tab w:val="num" w:pos="5760"/>
+        </w:tabs>
+        <w:ind w:left="5760" w:hanging="360"/>
+      </w:pPr>
+      <w:rPr>
+        <w:rFonts w:ascii="Wingdings" w:hAnsi="Wingdings" w:hint="default"/>
+        <w:sz w:val="20"/>
+      </w:rPr>
+    </w:lvl>
+    <w:lvl w:ilvl="8" w:tentative="1">
+      <w:start w:val="1"/>
+      <w:numFmt w:val="bullet"/>
+      <w:lvlText w:val=""/>
+      <w:lvlJc w:val="left"/>
+      <w:pPr>
+        <w:tabs>
+          <w:tab w:val="num" w:pos="6480"/>
+        </w:tabs>
+        <w:ind w:left="6480" w:hanging="360"/>
+      </w:pPr>
+      <w:rPr>
+        <w:rFonts w:ascii="Wingdings" w:hAnsi="Wingdings" w:hint="default"/>
+        <w:sz w:val="20"/>
+      </w:rPr>
+    </w:lvl>
+  </w:abstractNum>
+  <w:abstractNum w:abstractNumId="6" w15:restartNumberingAfterBreak="0">
+    <w:nsid w:val="54F75B2E"/>
+    <w:multiLevelType w:val="multilevel"/>
+    <w:tmpl w:val="9312C666"/>
+    <w:lvl w:ilvl="0">
+      <w:start w:val="1"/>
+      <w:numFmt w:val="bullet"/>
+      <w:lvlText w:val=""/>
+      <w:lvlJc w:val="left"/>
+      <w:pPr>
+        <w:tabs>
+          <w:tab w:val="num" w:pos="720"/>
+        </w:tabs>
+        <w:ind w:left="720" w:hanging="360"/>
+      </w:pPr>
+      <w:rPr>
+        <w:rFonts w:ascii="Symbol" w:hAnsi="Symbol" w:hint="default"/>
+        <w:sz w:val="20"/>
+      </w:rPr>
+    </w:lvl>
+    <w:lvl w:ilvl="1" w:tentative="1">
+      <w:start w:val="1"/>
+      <w:numFmt w:val="bullet"/>
+      <w:lvlText w:val="o"/>
+      <w:lvlJc w:val="left"/>
+      <w:pPr>
+        <w:tabs>
+          <w:tab w:val="num" w:pos="1440"/>
+        </w:tabs>
+        <w:ind w:left="1440" w:hanging="360"/>
+      </w:pPr>
+      <w:rPr>
+        <w:rFonts w:ascii="Courier New" w:hAnsi="Courier New" w:hint="default"/>
+        <w:sz w:val="20"/>
+      </w:rPr>
+    </w:lvl>
+    <w:lvl w:ilvl="2" w:tentative="1">
+      <w:start w:val="1"/>
+      <w:numFmt w:val="bullet"/>
+      <w:lvlText w:val=""/>
+      <w:lvlJc w:val="left"/>
+      <w:pPr>
+        <w:tabs>
+          <w:tab w:val="num" w:pos="2160"/>
+        </w:tabs>
+        <w:ind w:left="2160" w:hanging="360"/>
+      </w:pPr>
+      <w:rPr>
+        <w:rFonts w:ascii="Wingdings" w:hAnsi="Wingdings" w:hint="default"/>
+        <w:sz w:val="20"/>
+      </w:rPr>
+    </w:lvl>
+    <w:lvl w:ilvl="3" w:tentative="1">
+      <w:start w:val="1"/>
+      <w:numFmt w:val="bullet"/>
+      <w:lvlText w:val=""/>
+      <w:lvlJc w:val="left"/>
+      <w:pPr>
+        <w:tabs>
+          <w:tab w:val="num" w:pos="2880"/>
+        </w:tabs>
+        <w:ind w:left="2880" w:hanging="360"/>
+      </w:pPr>
+      <w:rPr>
+        <w:rFonts w:ascii="Wingdings" w:hAnsi="Wingdings" w:hint="default"/>
+        <w:sz w:val="20"/>
+      </w:rPr>
+    </w:lvl>
+    <w:lvl w:ilvl="4" w:tentative="1">
+      <w:start w:val="1"/>
+      <w:numFmt w:val="bullet"/>
+      <w:lvlText w:val=""/>
+      <w:lvlJc w:val="left"/>
+      <w:pPr>
+        <w:tabs>
+          <w:tab w:val="num" w:pos="3600"/>
+        </w:tabs>
+        <w:ind w:left="3600" w:hanging="360"/>
+      </w:pPr>
+      <w:rPr>
+        <w:rFonts w:ascii="Wingdings" w:hAnsi="Wingdings" w:hint="default"/>
+        <w:sz w:val="20"/>
+      </w:rPr>
+    </w:lvl>
+    <w:lvl w:ilvl="5" w:tentative="1">
+      <w:start w:val="1"/>
+      <w:numFmt w:val="bullet"/>
+      <w:lvlText w:val=""/>
+      <w:lvlJc w:val="left"/>
+      <w:pPr>
+        <w:tabs>
+          <w:tab w:val="num" w:pos="4320"/>
+        </w:tabs>
+        <w:ind w:left="4320" w:hanging="360"/>
+      </w:pPr>
+      <w:rPr>
+        <w:rFonts w:ascii="Wingdings" w:hAnsi="Wingdings" w:hint="default"/>
+        <w:sz w:val="20"/>
+      </w:rPr>
+    </w:lvl>
+    <w:lvl w:ilvl="6" w:tentative="1">
+      <w:start w:val="1"/>
+      <w:numFmt w:val="bullet"/>
+      <w:lvlText w:val=""/>
+      <w:lvlJc w:val="left"/>
+      <w:pPr>
+        <w:tabs>
+          <w:tab w:val="num" w:pos="5040"/>
+        </w:tabs>
+        <w:ind w:left="5040" w:hanging="360"/>
+      </w:pPr>
+      <w:rPr>
+        <w:rFonts w:ascii="Wingdings" w:hAnsi="Wingdings" w:hint="default"/>
+        <w:sz w:val="20"/>
+      </w:rPr>
+    </w:lvl>
+    <w:lvl w:ilvl="7" w:tentative="1">
+      <w:start w:val="1"/>
+      <w:numFmt w:val="bullet"/>
+      <w:lvlText w:val=""/>
+      <w:lvlJc w:val="left"/>
+      <w:pPr>
+        <w:tabs>
+          <w:tab w:val="num" w:pos="5760"/>
+        </w:tabs>
+        <w:ind w:left="5760" w:hanging="360"/>
+      </w:pPr>
+      <w:rPr>
+        <w:rFonts w:ascii="Wingdings" w:hAnsi="Wingdings" w:hint="default"/>
+        <w:sz w:val="20"/>
+      </w:rPr>
+    </w:lvl>
+    <w:lvl w:ilvl="8" w:tentative="1">
+      <w:start w:val="1"/>
+      <w:numFmt w:val="bullet"/>
+      <w:lvlText w:val=""/>
+      <w:lvlJc w:val="left"/>
+      <w:pPr>
+        <w:tabs>
+          <w:tab w:val="num" w:pos="6480"/>
+        </w:tabs>
+        <w:ind w:left="6480" w:hanging="360"/>
+      </w:pPr>
+      <w:rPr>
+        <w:rFonts w:ascii="Wingdings" w:hAnsi="Wingdings" w:hint="default"/>
+        <w:sz w:val="20"/>
+      </w:rPr>
+    </w:lvl>
+  </w:abstractNum>
+  <w:abstractNum w:abstractNumId="7" w15:restartNumberingAfterBreak="0">
+    <w:nsid w:val="76F2702F"/>
+    <w:multiLevelType w:val="multilevel"/>
+    <w:tmpl w:val="37E229CE"/>
+    <w:lvl w:ilvl="0">
+      <w:start w:val="1"/>
+      <w:numFmt w:val="bullet"/>
+      <w:lvlText w:val=""/>
+      <w:lvlJc w:val="left"/>
+      <w:pPr>
+        <w:tabs>
+          <w:tab w:val="num" w:pos="720"/>
+        </w:tabs>
+        <w:ind w:left="720" w:hanging="360"/>
+      </w:pPr>
+      <w:rPr>
+        <w:rFonts w:ascii="Symbol" w:hAnsi="Symbol" w:hint="default"/>
+        <w:sz w:val="20"/>
+      </w:rPr>
+    </w:lvl>
+    <w:lvl w:ilvl="1" w:tentative="1">
+      <w:start w:val="1"/>
+      <w:numFmt w:val="bullet"/>
+      <w:lvlText w:val="o"/>
+      <w:lvlJc w:val="left"/>
+      <w:pPr>
+        <w:tabs>
+          <w:tab w:val="num" w:pos="1440"/>
+        </w:tabs>
+        <w:ind w:left="1440" w:hanging="360"/>
+      </w:pPr>
+      <w:rPr>
+        <w:rFonts w:ascii="Courier New" w:hAnsi="Courier New" w:hint="default"/>
+        <w:sz w:val="20"/>
+      </w:rPr>
+    </w:lvl>
+    <w:lvl w:ilvl="2" w:tentative="1">
+      <w:start w:val="1"/>
+      <w:numFmt w:val="bullet"/>
+      <w:lvlText w:val=""/>
+      <w:lvlJc w:val="left"/>
+      <w:pPr>
+        <w:tabs>
+          <w:tab w:val="num" w:pos="2160"/>
+        </w:tabs>
+        <w:ind w:left="2160" w:hanging="360"/>
+      </w:pPr>
+      <w:rPr>
+        <w:rFonts w:ascii="Wingdings" w:hAnsi="Wingdings" w:hint="default"/>
+        <w:sz w:val="20"/>
+      </w:rPr>
+    </w:lvl>
+    <w:lvl w:ilvl="3" w:tentative="1">
+      <w:start w:val="1"/>
+      <w:numFmt w:val="bullet"/>
+      <w:lvlText w:val=""/>
+      <w:lvlJc w:val="left"/>
+      <w:pPr>
+        <w:tabs>
+          <w:tab w:val="num" w:pos="2880"/>
+        </w:tabs>
+        <w:ind w:left="2880" w:hanging="360"/>
+      </w:pPr>
+      <w:rPr>
+        <w:rFonts w:ascii="Wingdings" w:hAnsi="Wingdings" w:hint="default"/>
+        <w:sz w:val="20"/>
+      </w:rPr>
+    </w:lvl>
+    <w:lvl w:ilvl="4" w:tentative="1">
+      <w:start w:val="1"/>
+      <w:numFmt w:val="bullet"/>
+      <w:lvlText w:val=""/>
+      <w:lvlJc w:val="left"/>
+      <w:pPr>
+        <w:tabs>
+          <w:tab w:val="num" w:pos="3600"/>
+        </w:tabs>
+        <w:ind w:left="3600" w:hanging="360"/>
+      </w:pPr>
+      <w:rPr>
+        <w:rFonts w:ascii="Wingdings" w:hAnsi="Wingdings" w:hint="default"/>
+        <w:sz w:val="20"/>
+      </w:rPr>
+    </w:lvl>
+    <w:lvl w:ilvl="5" w:tentative="1">
+      <w:start w:val="1"/>
+      <w:numFmt w:val="bullet"/>
+      <w:lvlText w:val=""/>
+      <w:lvlJc w:val="left"/>
+      <w:pPr>
+        <w:tabs>
+          <w:tab w:val="num" w:pos="4320"/>
+        </w:tabs>
+        <w:ind w:left="4320" w:hanging="360"/>
+      </w:pPr>
+      <w:rPr>
+        <w:rFonts w:ascii="Wingdings" w:hAnsi="Wingdings" w:hint="default"/>
+        <w:sz w:val="20"/>
+      </w:rPr>
+    </w:lvl>
+    <w:lvl w:ilvl="6" w:tentative="1">
+      <w:start w:val="1"/>
+      <w:numFmt w:val="bullet"/>
+      <w:lvlText w:val=""/>
+      <w:lvlJc w:val="left"/>
+      <w:pPr>
+        <w:tabs>
+          <w:tab w:val="num" w:pos="5040"/>
+        </w:tabs>
+        <w:ind w:left="5040" w:hanging="360"/>
+      </w:pPr>
+      <w:rPr>
+        <w:rFonts w:ascii="Wingdings" w:hAnsi="Wingdings" w:hint="default"/>
+        <w:sz w:val="20"/>
+      </w:rPr>
+    </w:lvl>
+    <w:lvl w:ilvl="7" w:tentative="1">
+      <w:start w:val="1"/>
+      <w:numFmt w:val="bullet"/>
+      <w:lvlText w:val=""/>
+      <w:lvlJc w:val="left"/>
+      <w:pPr>
+        <w:tabs>
+          <w:tab w:val="num" w:pos="5760"/>
+        </w:tabs>
+        <w:ind w:left="5760" w:hanging="360"/>
+      </w:pPr>
+      <w:rPr>
+        <w:rFonts w:ascii="Wingdings" w:hAnsi="Wingdings" w:hint="default"/>
+        <w:sz w:val="20"/>
+      </w:rPr>
+    </w:lvl>
+    <w:lvl w:ilvl="8" w:tentative="1">
+      <w:start w:val="1"/>
+      <w:numFmt w:val="bullet"/>
+      <w:lvlText w:val=""/>
+      <w:lvlJc w:val="left"/>
+      <w:pPr>
+        <w:tabs>
+          <w:tab w:val="num" w:pos="6480"/>
+        </w:tabs>
+        <w:ind w:left="6480" w:hanging="360"/>
+      </w:pPr>
+      <w:rPr>
+        <w:rFonts w:ascii="Wingdings" w:hAnsi="Wingdings" w:hint="default"/>
+        <w:sz w:val="20"/>
+      </w:rPr>
+    </w:lvl>
+  </w:abstractNum>
+  <w:abstractNum w:abstractNumId="8" w15:restartNumberingAfterBreak="0">
+    <w:nsid w:val="79590CE5"/>
+    <w:multiLevelType w:val="multilevel"/>
+    <w:tmpl w:val="A8D0DB0A"/>
+    <w:lvl w:ilvl="0">
+      <w:start w:val="1"/>
+      <w:numFmt w:val="bullet"/>
+      <w:lvlText w:val=""/>
+      <w:lvlJc w:val="left"/>
+      <w:pPr>
+        <w:tabs>
+          <w:tab w:val="num" w:pos="720"/>
+        </w:tabs>
+        <w:ind w:left="720" w:hanging="360"/>
+      </w:pPr>
+      <w:rPr>
+        <w:rFonts w:ascii="Symbol" w:hAnsi="Symbol" w:hint="default"/>
+        <w:sz w:val="20"/>
+      </w:rPr>
+    </w:lvl>
+    <w:lvl w:ilvl="1" w:tentative="1">
+      <w:start w:val="1"/>
+      <w:numFmt w:val="bullet"/>
+      <w:lvlText w:val="o"/>
+      <w:lvlJc w:val="left"/>
+      <w:pPr>
+        <w:tabs>
+          <w:tab w:val="num" w:pos="1440"/>
+        </w:tabs>
+        <w:ind w:left="1440" w:hanging="360"/>
+      </w:pPr>
+      <w:rPr>
+        <w:rFonts w:ascii="Courier New" w:hAnsi="Courier New" w:hint="default"/>
+        <w:sz w:val="20"/>
+      </w:rPr>
+    </w:lvl>
+    <w:lvl w:ilvl="2" w:tentative="1">
+      <w:start w:val="1"/>
+      <w:numFmt w:val="bullet"/>
+      <w:lvlText w:val=""/>
+      <w:lvlJc w:val="left"/>
+      <w:pPr>
+        <w:tabs>
+          <w:tab w:val="num" w:pos="2160"/>
+        </w:tabs>
+        <w:ind w:left="2160" w:hanging="360"/>
+      </w:pPr>
+      <w:rPr>
+        <w:rFonts w:ascii="Wingdings" w:hAnsi="Wingdings" w:hint="default"/>
+        <w:sz w:val="20"/>
+      </w:rPr>
+    </w:lvl>
+    <w:lvl w:ilvl="3" w:tentative="1">
+      <w:start w:val="1"/>
+      <w:numFmt w:val="bullet"/>
+      <w:lvlText w:val=""/>
+      <w:lvlJc w:val="left"/>
+      <w:pPr>
+        <w:tabs>
+          <w:tab w:val="num" w:pos="2880"/>
+        </w:tabs>
+        <w:ind w:left="2880" w:hanging="360"/>
+      </w:pPr>
+      <w:rPr>
+        <w:rFonts w:ascii="Wingdings" w:hAnsi="Wingdings" w:hint="default"/>
+        <w:sz w:val="20"/>
+      </w:rPr>
+    </w:lvl>
+    <w:lvl w:ilvl="4" w:tentative="1">
+      <w:start w:val="1"/>
+      <w:numFmt w:val="bullet"/>
+      <w:lvlText w:val=""/>
+      <w:lvlJc w:val="left"/>
+      <w:pPr>
+        <w:tabs>
+          <w:tab w:val="num" w:pos="3600"/>
+        </w:tabs>
+        <w:ind w:left="3600" w:hanging="360"/>
+      </w:pPr>
+      <w:rPr>
+        <w:rFonts w:ascii="Wingdings" w:hAnsi="Wingdings" w:hint="default"/>
+        <w:sz w:val="20"/>
+      </w:rPr>
+    </w:lvl>
+    <w:lvl w:ilvl="5" w:tentative="1">
+      <w:start w:val="1"/>
+      <w:numFmt w:val="bullet"/>
+      <w:lvlText w:val=""/>
+      <w:lvlJc w:val="left"/>
+      <w:pPr>
+        <w:tabs>
+          <w:tab w:val="num" w:pos="4320"/>
+        </w:tabs>
+        <w:ind w:left="4320" w:hanging="360"/>
+      </w:pPr>
+      <w:rPr>
+        <w:rFonts w:ascii="Wingdings" w:hAnsi="Wingdings" w:hint="default"/>
+        <w:sz w:val="20"/>
+      </w:rPr>
+    </w:lvl>
+    <w:lvl w:ilvl="6" w:tentative="1">
+      <w:start w:val="1"/>
+      <w:numFmt w:val="bullet"/>
+      <w:lvlText w:val=""/>
+      <w:lvlJc w:val="left"/>
+      <w:pPr>
+        <w:tabs>
+          <w:tab w:val="num" w:pos="5040"/>
+        </w:tabs>
+        <w:ind w:left="5040" w:hanging="360"/>
+      </w:pPr>
+      <w:rPr>
+        <w:rFonts w:ascii="Wingdings" w:hAnsi="Wingdings" w:hint="default"/>
+        <w:sz w:val="20"/>
+      </w:rPr>
+    </w:lvl>
+    <w:lvl w:ilvl="7" w:tentative="1">
+      <w:start w:val="1"/>
+      <w:numFmt w:val="bullet"/>
+      <w:lvlText w:val=""/>
+      <w:lvlJc w:val="left"/>
+      <w:pPr>
+        <w:tabs>
+          <w:tab w:val="num" w:pos="5760"/>
+        </w:tabs>
+        <w:ind w:left="5760" w:hanging="360"/>
+      </w:pPr>
+      <w:rPr>
+        <w:rFonts w:ascii="Wingdings" w:hAnsi="Wingdings" w:hint="default"/>
+        <w:sz w:val="20"/>
+      </w:rPr>
+    </w:lvl>
+    <w:lvl w:ilvl="8" w:tentative="1">
+      <w:start w:val="1"/>
+      <w:numFmt w:val="bullet"/>
+      <w:lvlText w:val=""/>
+      <w:lvlJc w:val="left"/>
+      <w:pPr>
+        <w:tabs>
+          <w:tab w:val="num" w:pos="6480"/>
+        </w:tabs>
+        <w:ind w:left="6480" w:hanging="360"/>
+      </w:pPr>
+      <w:rPr>
+        <w:rFonts w:ascii="Wingdings" w:hAnsi="Wingdings" w:hint="default"/>
+        <w:sz w:val="20"/>
+      </w:rPr>
+    </w:lvl>
+  </w:abstractNum>
+  <w:abstractNum w:abstractNumId="9" w15:restartNumberingAfterBreak="0">
+    <w:nsid w:val="7F955B18"/>
+    <w:multiLevelType w:val="multilevel"/>
+    <w:tmpl w:val="DAB29C76"/>
+    <w:lvl w:ilvl="0">
+      <w:start w:val="1"/>
+      <w:numFmt w:val="bullet"/>
+      <w:lvlText w:val=""/>
+      <w:lvlJc w:val="left"/>
+      <w:pPr>
+        <w:tabs>
+          <w:tab w:val="num" w:pos="720"/>
+        </w:tabs>
+        <w:ind w:left="720" w:hanging="360"/>
+      </w:pPr>
+      <w:rPr>
+        <w:rFonts w:ascii="Symbol" w:hAnsi="Symbol" w:hint="default"/>
+        <w:sz w:val="20"/>
+      </w:rPr>
+    </w:lvl>
+    <w:lvl w:ilvl="1">
       <w:start w:val="1"/>
       <w:numFmt w:val="bullet"/>
       <w:lvlText w:val="o"/>
@@ -2113,19 +3386,34 @@
     </w:lvl>
   </w:abstractNum>
   <w:num w:numId="1">
+    <w:abstractNumId w:val="4"/>
+  </w:num>
+  <w:num w:numId="2">
     <w:abstractNumId w:val="1"/>
   </w:num>
-  <w:num w:numId="2">
+  <w:num w:numId="3">
+    <w:abstractNumId w:val="9"/>
+  </w:num>
+  <w:num w:numId="4">
+    <w:abstractNumId w:val="7"/>
+  </w:num>
+  <w:num w:numId="5">
+    <w:abstractNumId w:val="0"/>
+  </w:num>
+  <w:num w:numId="6">
+    <w:abstractNumId w:val="5"/>
+  </w:num>
+  <w:num w:numId="7">
     <w:abstractNumId w:val="2"/>
   </w:num>
-  <w:num w:numId="3">
-    <w:abstractNumId w:val="0"/>
+  <w:num w:numId="8">
+    <w:abstractNumId w:val="6"/>
   </w:num>
-  <w:num w:numId="4">
+  <w:num w:numId="9">
+    <w:abstractNumId w:val="8"/>
+  </w:num>
+  <w:num w:numId="10">
     <w:abstractNumId w:val="3"/>
-  </w:num>
-  <w:num w:numId="5">
-    <w:abstractNumId w:val="4"/>
   </w:num>
 </w:numbering>
 </file>
@@ -2556,7 +3844,7 @@
     <w:link w:val="Heading2Char"/>
     <w:uiPriority w:val="9"/>
     <w:qFormat/>
-    <w:rsid w:val="00CD12F6"/>
+    <w:rsid w:val="002A09C1"/>
     <w:pPr>
       <w:spacing w:before="100" w:beforeAutospacing="1" w:after="100" w:afterAutospacing="1" w:line="240" w:lineRule="auto"/>
       <w:outlineLvl w:val="1"/>
@@ -2575,7 +3863,7 @@
     <w:link w:val="Heading3Char"/>
     <w:uiPriority w:val="9"/>
     <w:qFormat/>
-    <w:rsid w:val="00CD12F6"/>
+    <w:rsid w:val="002A09C1"/>
     <w:pPr>
       <w:spacing w:before="100" w:beforeAutospacing="1" w:after="100" w:afterAutospacing="1" w:line="240" w:lineRule="auto"/>
       <w:outlineLvl w:val="2"/>
@@ -2633,7 +3921,7 @@
     <w:basedOn w:val="DefaultParagraphFont"/>
     <w:link w:val="Heading2"/>
     <w:uiPriority w:val="9"/>
-    <w:rsid w:val="00CD12F6"/>
+    <w:rsid w:val="002A09C1"/>
     <w:rPr>
       <w:rFonts w:ascii="Times New Roman" w:eastAsia="Times New Roman" w:hAnsi="Times New Roman" w:cs="Times New Roman"/>
       <w:b/>
@@ -2647,7 +3935,7 @@
     <w:basedOn w:val="DefaultParagraphFont"/>
     <w:link w:val="Heading3"/>
     <w:uiPriority w:val="9"/>
-    <w:rsid w:val="00CD12F6"/>
+    <w:rsid w:val="002A09C1"/>
     <w:rPr>
       <w:rFonts w:ascii="Times New Roman" w:eastAsia="Times New Roman" w:hAnsi="Times New Roman" w:cs="Times New Roman"/>
       <w:b/>
@@ -2661,7 +3949,7 @@
     <w:basedOn w:val="DefaultParagraphFont"/>
     <w:uiPriority w:val="22"/>
     <w:qFormat/>
-    <w:rsid w:val="00CD12F6"/>
+    <w:rsid w:val="002A09C1"/>
     <w:rPr>
       <w:b/>
       <w:bCs/>
@@ -2673,7 +3961,7 @@
     <w:uiPriority w:val="99"/>
     <w:semiHidden/>
     <w:unhideWhenUsed/>
-    <w:rsid w:val="00CD12F6"/>
+    <w:rsid w:val="002A09C1"/>
     <w:pPr>
       <w:spacing w:before="100" w:beforeAutospacing="1" w:after="100" w:afterAutospacing="1" w:line="240" w:lineRule="auto"/>
     </w:pPr>
@@ -2683,6 +3971,30 @@
       <w:szCs w:val="24"/>
     </w:rPr>
   </w:style>
+  <w:style w:type="character" w:styleId="Emphasis">
+    <w:name w:val="Emphasis"/>
+    <w:basedOn w:val="DefaultParagraphFont"/>
+    <w:uiPriority w:val="20"/>
+    <w:qFormat/>
+    <w:rsid w:val="002A09C1"/>
+    <w:rPr>
+      <w:i/>
+      <w:iCs/>
+    </w:rPr>
+  </w:style>
+  <w:style w:type="character" w:styleId="HTMLCode">
+    <w:name w:val="HTML Code"/>
+    <w:basedOn w:val="DefaultParagraphFont"/>
+    <w:uiPriority w:val="99"/>
+    <w:semiHidden/>
+    <w:unhideWhenUsed/>
+    <w:rsid w:val="002A09C1"/>
+    <w:rPr>
+      <w:rFonts w:ascii="Courier New" w:eastAsia="Times New Roman" w:hAnsi="Courier New" w:cs="Courier New"/>
+      <w:sz w:val="20"/>
+      <w:szCs w:val="20"/>
+    </w:rPr>
+  </w:style>
   <w:style w:type="paragraph" w:styleId="HTMLPreformatted">
     <w:name w:val="HTML Preformatted"/>
     <w:basedOn w:val="Normal"/>
@@ -2690,7 +4002,7 @@
     <w:uiPriority w:val="99"/>
     <w:semiHidden/>
     <w:unhideWhenUsed/>
-    <w:rsid w:val="00CD12F6"/>
+    <w:rsid w:val="002A09C1"/>
     <w:pPr>
       <w:tabs>
         <w:tab w:val="left" w:pos="916"/>
@@ -2724,20 +4036,7 @@
     <w:link w:val="HTMLPreformatted"/>
     <w:uiPriority w:val="99"/>
     <w:semiHidden/>
-    <w:rsid w:val="00CD12F6"/>
-    <w:rPr>
-      <w:rFonts w:ascii="Courier New" w:eastAsia="Times New Roman" w:hAnsi="Courier New" w:cs="Courier New"/>
-      <w:sz w:val="20"/>
-      <w:szCs w:val="20"/>
-    </w:rPr>
-  </w:style>
-  <w:style w:type="character" w:styleId="HTMLCode">
-    <w:name w:val="HTML Code"/>
-    <w:basedOn w:val="DefaultParagraphFont"/>
-    <w:uiPriority w:val="99"/>
-    <w:semiHidden/>
-    <w:unhideWhenUsed/>
-    <w:rsid w:val="00CD12F6"/>
+    <w:rsid w:val="002A09C1"/>
     <w:rPr>
       <w:rFonts w:ascii="Courier New" w:eastAsia="Times New Roman" w:hAnsi="Courier New" w:cs="Courier New"/>
       <w:sz w:val="20"/>
@@ -2747,7 +4046,12 @@
   <w:style w:type="character" w:customStyle="1" w:styleId="hljs-attr">
     <w:name w:val="hljs-attr"/>
     <w:basedOn w:val="DefaultParagraphFont"/>
-    <w:rsid w:val="00CD12F6"/>
+    <w:rsid w:val="002A09C1"/>
+  </w:style>
+  <w:style w:type="character" w:customStyle="1" w:styleId="hljs-number">
+    <w:name w:val="hljs-number"/>
+    <w:basedOn w:val="DefaultParagraphFont"/>
+    <w:rsid w:val="002A09C1"/>
   </w:style>
 </w:styles>
 </file>
